--- a/CMA_W_B1_Ch08_AnswerKeys.docx
+++ b/CMA_W_B1_Ch08_AnswerKeys.docx
@@ -97,7 +97,7 @@
                 <w:sz w:val="17"/>
                 <w:szCs w:val="17"/>
               </w:rPr>
-              <w:t xml:space="preserve">retail inventory method · write-down</w:t>
+              <w:t xml:space="preserve">identification · realizable · retail inventory method</w:t>
             </w:r>
           </w:p>
         </w:tc>
@@ -130,7 +130,7 @@
                 <w:sz w:val="17"/>
                 <w:szCs w:val="17"/>
               </w:rPr>
-              <w:t xml:space="preserve">B</w:t>
+              <w:t xml:space="preserve">A</w:t>
             </w:r>
           </w:p>
         </w:tc>
@@ -163,7 +163,7 @@
                 <w:sz w:val="17"/>
                 <w:szCs w:val="17"/>
               </w:rPr>
-              <w:t xml:space="preserve">C</w:t>
+              <w:t xml:space="preserve">D</w:t>
             </w:r>
           </w:p>
         </w:tc>
@@ -199,7 +199,7 @@
                 <w:sz w:val="17"/>
                 <w:szCs w:val="17"/>
               </w:rPr>
-              <w:t xml:space="preserve">floor · write-down</w:t>
+              <w:t xml:space="preserve">competitor · write-down</w:t>
             </w:r>
           </w:p>
         </w:tc>
@@ -267,7 +267,7 @@
                 <w:sz w:val="17"/>
                 <w:szCs w:val="17"/>
               </w:rPr>
-              <w:t xml:space="preserve">B</w:t>
+              <w:t xml:space="preserve">C</w:t>
             </w:r>
           </w:p>
         </w:tc>
@@ -302,7 +302,7 @@
                 <w:sz w:val="17"/>
                 <w:szCs w:val="17"/>
               </w:rPr>
-              <w:t xml:space="preserve">write-down · floor</w:t>
+              <w:t xml:space="preserve">reversal · transport · floor</w:t>
             </w:r>
           </w:p>
         </w:tc>
@@ -335,7 +335,7 @@
                 <w:sz w:val="17"/>
                 <w:szCs w:val="17"/>
               </w:rPr>
-              <w:t xml:space="preserve">C</w:t>
+              <w:t xml:space="preserve">T</w:t>
             </w:r>
           </w:p>
         </w:tc>
@@ -368,7 +368,7 @@
                 <w:sz w:val="17"/>
                 <w:szCs w:val="17"/>
               </w:rPr>
-              <w:t xml:space="preserve">D</w:t>
+              <w:t xml:space="preserve">A</w:t>
             </w:r>
           </w:p>
         </w:tc>
@@ -472,7 +472,7 @@
                 <w:sz w:val="17"/>
                 <w:szCs w:val="17"/>
               </w:rPr>
-              <w:t xml:space="preserve">A</w:t>
+              <w:t xml:space="preserve">C</w:t>
             </w:r>
           </w:p>
         </w:tc>
@@ -540,7 +540,7 @@
                 <w:sz w:val="17"/>
                 <w:szCs w:val="17"/>
               </w:rPr>
-              <w:t xml:space="preserve">T</w:t>
+              <w:t xml:space="preserve">A</w:t>
             </w:r>
           </w:p>
         </w:tc>
@@ -573,7 +573,7 @@
                 <w:sz w:val="17"/>
                 <w:szCs w:val="17"/>
               </w:rPr>
-              <w:t xml:space="preserve">Compare with the model earlier in this handout.</w:t>
+              <w:t xml:space="preserve">A</w:t>
             </w:r>
           </w:p>
         </w:tc>
@@ -609,7 +609,7 @@
                 <w:sz w:val="17"/>
                 <w:szCs w:val="17"/>
               </w:rPr>
-              <w:t xml:space="preserve">A</w:t>
+              <w:t xml:space="preserve">D</w:t>
             </w:r>
           </w:p>
         </w:tc>
@@ -643,7 +643,7 @@
                 <w:sz w:val="17"/>
                 <w:szCs w:val="17"/>
               </w:rPr>
-              <w:t xml:space="preserve">D</w:t>
+              <w:t xml:space="preserve">B</w:t>
             </w:r>
           </w:p>
         </w:tc>
@@ -677,7 +677,7 @@
                 <w:sz w:val="17"/>
                 <w:szCs w:val="17"/>
               </w:rPr>
-              <w:t xml:space="preserve">At each balance sheet date, the company checks whether the cost of its inventory is still recoverable. The test depends on the cost flow method, as Figure F08-02 shows.</w:t>
+              <w:t xml:space="preserve">Compare with the model earlier in this handout.</w:t>
             </w:r>
           </w:p>
         </w:tc>
@@ -745,30 +745,40 @@
                 <w:sz w:val="17"/>
                 <w:szCs w:val="17"/>
               </w:rPr>
-              <w:t xml:space="preserve">A</w:t>
-            </w:r>
-          </w:p>
-        </w:tc>
-        <w:tc>
-          <w:tcPr>
-            <w:tcW w:type="pct" w:w="1667"/>
-            <w:tcMar>
-              <w:top w:type="dxa" w:w="40"/>
-              <w:left w:type="dxa" w:w="100"/>
-              <w:bottom w:type="dxa" w:w="40"/>
-              <w:right w:type="dxa" w:w="100"/>
-            </w:tcMar>
-          </w:tcPr>
-          <w:p>
-            <w:pPr>
-              <w:spacing w:before="24" w:after="24"/>
-            </w:pPr>
-            <w:r>
-              <w:rPr>
-                <w:sz w:val="16"/>
-                <w:szCs w:val="16"/>
-              </w:rPr>
-              <w:t xml:space="preserve"/>
+              <w:t xml:space="preserve">C</w:t>
+            </w:r>
+          </w:p>
+        </w:tc>
+        <w:tc>
+          <w:tcPr>
+            <w:tcW w:type="pct" w:w="1667"/>
+            <w:tcMar>
+              <w:top w:type="dxa" w:w="40"/>
+              <w:left w:type="dxa" w:w="100"/>
+              <w:bottom w:type="dxa" w:w="40"/>
+              <w:right w:type="dxa" w:w="100"/>
+            </w:tcMar>
+          </w:tcPr>
+          <w:p>
+            <w:pPr>
+              <w:spacing w:before="22" w:after="22"/>
+            </w:pPr>
+            <w:r>
+              <w:rPr>
+                <w:b/>
+                <w:bCs/>
+                <w:color w:val="8186EF"/>
+                <w:sz w:val="16"/>
+                <w:szCs w:val="16"/>
+              </w:rPr>
+              <w:t xml:space="preserve">23  </w:t>
+            </w:r>
+            <w:r>
+              <w:rPr>
+                <w:sz w:val="17"/>
+                <w:szCs w:val="17"/>
+              </w:rPr>
+              <w:t xml:space="preserve">At each balance sheet date, the company checks whether the cost of its inventory is still recoverable. The test depends on the cost flow method, as Figure F08-02 shows.</w:t>
             </w:r>
           </w:p>
         </w:tc>
@@ -804,7 +814,7 @@
                 <w:sz w:val="17"/>
                 <w:szCs w:val="17"/>
               </w:rPr>
-              <w:t xml:space="preserve">D</w:t>
+              <w:t xml:space="preserve">B</w:t>
             </w:r>
           </w:p>
         </w:tc>
@@ -838,7 +848,7 @@
                 <w:sz w:val="17"/>
                 <w:szCs w:val="17"/>
               </w:rPr>
-              <w:t xml:space="preserve">B</w:t>
+              <w:t xml:space="preserve">C</w:t>
             </w:r>
           </w:p>
         </w:tc>
@@ -904,7 +914,7 @@
           <w:sz w:val="16"/>
           <w:szCs w:val="16"/>
         </w:rPr>
-        <w:t xml:space="preserve">The book writes: “Inventory measured by LIFO or the retail inventory method uses the lower of cost or market (LCM) (Section 8.2). Decision: the cost flow method decides whether LCNRV or LCM applies. Net realizable value (NRV) is the estimated selling price in the ordinary course of business, minus the costs to complete, sell and transport the goods. If NRV is below cost, the company records a write-down to NRV.”</w:t>
+        <w:t xml:space="preserve">The book writes: “Inventory measured by FIFO, average cost or specific identification uses the lower of cost and net realizable value (LCNRV). Inventory measured by LIFO or the retail inventory method uses the lower of cost or market (LCM) (Section 8.2).”</w:t>
       </w:r>
     </w:p>
     <w:p>
@@ -927,7 +937,7 @@
           <w:sz w:val="16"/>
           <w:szCs w:val="16"/>
         </w:rPr>
-        <w:t xml:space="preserve">The book writes: “NRV = selling price − costs to complete, sell and transport. Do NOT deduct a normal profit; that only defines the LCM floor. Check the method first: FIFO or average → LCNRV; LIFO or retail → LCM. GAAP never reverses an annual write-down.”</w:t>
+        <w:t xml:space="preserve">The book writes: “In late December, a large competitor cut prices. Orontes now expects to sell each case for $54, with $6 of selling and delivery costs. The write-down of $4,000 is a loss of 2025. The new amount, $48 a case, is now the cost basis of these cases.”</w:t>
       </w:r>
     </w:p>
     <w:p>
@@ -950,7 +960,7 @@
           <w:sz w:val="16"/>
           <w:szCs w:val="16"/>
         </w:rPr>
-        <w:t xml:space="preserve">The book writes: “When prices recover, IAS 2 requires a reversal, limited to the original write-down. NRV = selling price − costs to complete, sell and transport. Do NOT deduct a normal profit; that only defines the LCM floor. Check the method first: FIFO or average → LCNRV; LIFO or retail → LCM.”</w:t>
+        <w:t xml:space="preserve">The book writes: “Under U.S. GAAP the reversal is zero. NRV = selling price − costs to complete, sell and transport. Do NOT deduct a normal profit; that only defines the LCM floor. Check the method first: FIFO or average → LCNRV; LIFO or retail → LCM.”</w:t>
       </w:r>
     </w:p>
     <w:p>
@@ -1019,7 +1029,7 @@
           <w:sz w:val="16"/>
           <w:szCs w:val="16"/>
         </w:rPr>
-        <w:t xml:space="preserve">The book’s own table gives $50 as the amount of Cost per case.</w:t>
+        <w:t xml:space="preserve">Average-cost inventory uses LCNRV, and the loss goes to income. A is wrong: Replacement cost belongs to the LCM test for LIFO and retail. B is wrong: A loss must be recognized, not only disclosed.</w:t>
       </w:r>
     </w:p>
     <w:p>
@@ -1042,7 +1052,7 @@
           <w:sz w:val="16"/>
           <w:szCs w:val="16"/>
         </w:rPr>
-        <w:t xml:space="preserve">The book’s own table gives $54 as the amount of New estimated selling price per case.</w:t>
+        <w:t xml:space="preserve">Ceiling = NRV = $45; replacement cost is above the ceiling, so market is the ceiling, which is below cost. A is wrong: The floor is used only when replacement cost is below it. C is wrong: Replacement cost is above the ceiling, so it cannot be market.</w:t>
       </w:r>
     </w:p>
     <w:p>
@@ -1065,7 +1075,7 @@
           <w:sz w:val="16"/>
           <w:szCs w:val="16"/>
         </w:rPr>
-        <w:t xml:space="preserve">Average-cost inventory uses LCNRV, and the loss goes to income. A is wrong: Replacement cost belongs to the LCM test for LIFO and retail. B is wrong: A loss must be recognized, not only disclosed.</w:t>
+        <w:t xml:space="preserve">Freight-in is part of cost; it does not change selling prices. A is wrong: Freight-in has no retail amount. C is wrong: Freight-in is a cost, not a price.</w:t>
       </w:r>
     </w:p>
     <w:p>
@@ -1088,7 +1098,7 @@
           <w:sz w:val="16"/>
           <w:szCs w:val="16"/>
         </w:rPr>
-        <w:t xml:space="preserve">Ceiling = NRV = $45; replacement cost is above the ceiling, so market is the ceiling, which is below cost. A is wrong: The floor is used only when replacement cost is below it. C is wrong: Replacement cost is above the ceiling, so it cannot be market.</w:t>
+        <w:t xml:space="preserve">It gives estimates, which are acceptable only where estimates are allowed. B is wrong: Annual statements need a physical count or a cost method. C is wrong: It can check a count but not replace it.</w:t>
       </w:r>
     </w:p>
     <w:p>
@@ -1111,7 +1121,7 @@
           <w:sz w:val="16"/>
           <w:szCs w:val="16"/>
         </w:rPr>
-        <w:t xml:space="preserve">The write-down created a new cost basis; U.S. GAAP prohibits reversal in later years. B is wrong: This is the IAS 2 rule. C is wrong: There is no OCI treatment for inventory.</w:t>
+        <w:t xml:space="preserve">Every cycle settles one rule and shows where it comes from.</w:t>
       </w:r>
     </w:p>
     <w:p>
@@ -1134,7 +1144,7 @@
           <w:sz w:val="16"/>
           <w:szCs w:val="16"/>
         </w:rPr>
-        <w:t xml:space="preserve">Interim write-downs may be recovered within the same fiscal year, up to the original loss. A is wrong: The no-reversal rule is for later annual periods, not quarters of the same year. B is wrong: Recovery is limited to the amount written down; inventory never goes above cost.</w:t>
+        <w:t xml:space="preserve">CMA questions use exact terms, and one word can change the answer.</w:t>
       </w:r>
     </w:p>
     <w:p>
@@ -1150,14 +1160,14 @@
           <w:sz w:val="16"/>
           <w:szCs w:val="16"/>
         </w:rPr>
-        <w:t xml:space="preserve">12  </w:t>
-      </w:r>
-      <w:r>
-        <w:rPr>
-          <w:sz w:val="16"/>
-          <w:szCs w:val="16"/>
-        </w:rPr>
-        <w:t xml:space="preserve">Average-cost inventory uses LCNRV, and the loss goes to income. A is wrong: Replacement cost belongs to the LCM test for LIFO and retail. B is wrong: A loss must be recognized, not only disclosed.</w:t>
+        <w:t xml:space="preserve">16  </w:t>
+      </w:r>
+      <w:r>
+        <w:rPr>
+          <w:sz w:val="16"/>
+          <w:szCs w:val="16"/>
+        </w:rPr>
+        <w:t xml:space="preserve">FIFO leaves the newest costs in ending inventory. A is wrong: FIFO gives higher taxes when prices rise. B is wrong: That is the LIFO argument.</w:t>
       </w:r>
     </w:p>
     <w:p>
@@ -1173,14 +1183,14 @@
           <w:sz w:val="16"/>
           <w:szCs w:val="16"/>
         </w:rPr>
-        <w:t xml:space="preserve">13  </w:t>
-      </w:r>
-      <w:r>
-        <w:rPr>
-          <w:sz w:val="16"/>
-          <w:szCs w:val="16"/>
-        </w:rPr>
-        <w:t xml:space="preserve">CMA questions use exact terms, and one word can change the answer.</w:t>
+        <w:t xml:space="preserve">17  </w:t>
+      </w:r>
+      <w:r>
+        <w:rPr>
+          <w:sz w:val="16"/>
+          <w:szCs w:val="16"/>
+        </w:rPr>
+        <w:t xml:space="preserve">Old LIFO layers can stay in inventory for many years. A is wrong: That describes FIFO. B is wrong: LIFO lowers taxes when prices rise.</w:t>
       </w:r>
     </w:p>
     <w:p>
@@ -1203,7 +1213,7 @@
           <w:sz w:val="16"/>
           <w:szCs w:val="16"/>
         </w:rPr>
-        <w:t xml:space="preserve">Freight-in is part of cost; it does not change selling prices. A is wrong: Freight-in has no retail amount. C is wrong: Freight-in is a cost, not a price.</w:t>
+        <w:t xml:space="preserve">FIFO gives the same result under both systems. A is wrong: Only LIFO and average results can change with the system. B is wrong: Only LIFO and average results can change with the system.</w:t>
       </w:r>
     </w:p>
     <w:p>
@@ -1226,7 +1236,7 @@
           <w:sz w:val="16"/>
           <w:szCs w:val="16"/>
         </w:rPr>
-        <w:t xml:space="preserve">Gross profit rate = markup ÷ (1 + markup) = 0.25 ÷ 1.25. A is wrong: This uses the markup on cost as the margin on sales. B is wrong: This divides by (1 − markup) instead of (1 + markup).</w:t>
+        <w:t xml:space="preserve">Higher ending inventory means lower cost of goods sold. B is wrong: This reverses the direction. C is wrong: Ending inventory directly changes cost of goods sold.</w:t>
       </w:r>
     </w:p>
     <w:p>
@@ -1243,6 +1253,29 @@
           <w:szCs w:val="16"/>
         </w:rPr>
         <w:t xml:space="preserve">20  </w:t>
+      </w:r>
+      <w:r>
+        <w:rPr>
+          <w:sz w:val="16"/>
+          <w:szCs w:val="16"/>
+        </w:rPr>
+        <w:t xml:space="preserve">The book’s own table gives $4,000 as the amount of Write-down (loss in income).</w:t>
+      </w:r>
+    </w:p>
+    <w:p>
+      <w:pPr>
+        <w:spacing w:after="18"/>
+        <w:ind w:left="300" w:hanging="300"/>
+      </w:pPr>
+      <w:r>
+        <w:rPr>
+          <w:b/>
+          <w:bCs/>
+          <w:color w:val="8186EF"/>
+          <w:sz w:val="16"/>
+          <w:szCs w:val="16"/>
+        </w:rPr>
+        <w:t xml:space="preserve">21  </w:t>
       </w:r>
       <w:r>
         <w:rPr>
@@ -1359,73 +1392,73 @@
                 <w:sz w:val="17"/>
                 <w:szCs w:val="17"/>
               </w:rPr>
-              <w:t xml:space="preserve">ceiling · floor · normal profit margin · replacement cost</w:t>
-            </w:r>
-          </w:p>
-        </w:tc>
-        <w:tc>
-          <w:tcPr>
-            <w:tcW w:type="pct" w:w="1667"/>
-            <w:tcMar>
-              <w:top w:type="dxa" w:w="40"/>
-              <w:left w:type="dxa" w:w="100"/>
-              <w:bottom w:type="dxa" w:w="40"/>
-              <w:right w:type="dxa" w:w="100"/>
-            </w:tcMar>
-          </w:tcPr>
-          <w:p>
-            <w:pPr>
-              <w:spacing w:before="22" w:after="22"/>
-            </w:pPr>
-            <w:r>
-              <w:rPr>
-                <w:b/>
-                <w:bCs/>
-                <w:color w:val="8186EF"/>
-                <w:sz w:val="16"/>
-                <w:szCs w:val="16"/>
-              </w:rPr>
-              <w:t xml:space="preserve">11  </w:t>
-            </w:r>
-            <w:r>
-              <w:rPr>
-                <w:sz w:val="17"/>
-                <w:szCs w:val="17"/>
-              </w:rPr>
-              <w:t xml:space="preserve">144,000 − 120,000 = 24,000: Ending inventory at retail</w:t>
-            </w:r>
-          </w:p>
-        </w:tc>
-        <w:tc>
-          <w:tcPr>
-            <w:tcW w:type="pct" w:w="1667"/>
-            <w:tcMar>
-              <w:top w:type="dxa" w:w="40"/>
-              <w:left w:type="dxa" w:w="100"/>
-              <w:bottom w:type="dxa" w:w="40"/>
-              <w:right w:type="dxa" w:w="100"/>
-            </w:tcMar>
-          </w:tcPr>
-          <w:p>
-            <w:pPr>
-              <w:spacing w:before="22" w:after="22"/>
-            </w:pPr>
-            <w:r>
-              <w:rPr>
-                <w:b/>
-                <w:bCs/>
-                <w:color w:val="8186EF"/>
-                <w:sz w:val="16"/>
-                <w:szCs w:val="16"/>
-              </w:rPr>
-              <w:t xml:space="preserve">21  </w:t>
-            </w:r>
-            <w:r>
-              <w:rPr>
-                <w:sz w:val="17"/>
-                <w:szCs w:val="17"/>
-              </w:rPr>
-              <w:t xml:space="preserve">A</w:t>
+              <w:t xml:space="preserve">replacement cost · ceiling · floor · normal profit margin</w:t>
+            </w:r>
+          </w:p>
+        </w:tc>
+        <w:tc>
+          <w:tcPr>
+            <w:tcW w:type="pct" w:w="1667"/>
+            <w:tcMar>
+              <w:top w:type="dxa" w:w="40"/>
+              <w:left w:type="dxa" w:w="100"/>
+              <w:bottom w:type="dxa" w:w="40"/>
+              <w:right w:type="dxa" w:w="100"/>
+            </w:tcMar>
+          </w:tcPr>
+          <w:p>
+            <w:pPr>
+              <w:spacing w:before="22" w:after="22"/>
+            </w:pPr>
+            <w:r>
+              <w:rPr>
+                <w:b/>
+                <w:bCs/>
+                <w:color w:val="8186EF"/>
+                <w:sz w:val="16"/>
+                <w:szCs w:val="16"/>
+              </w:rPr>
+              <w:t xml:space="preserve">10  </w:t>
+            </w:r>
+            <w:r>
+              <w:rPr>
+                <w:sz w:val="17"/>
+                <w:szCs w:val="17"/>
+              </w:rPr>
+              <w:t xml:space="preserve">C</w:t>
+            </w:r>
+          </w:p>
+        </w:tc>
+        <w:tc>
+          <w:tcPr>
+            <w:tcW w:type="pct" w:w="1667"/>
+            <w:tcMar>
+              <w:top w:type="dxa" w:w="40"/>
+              <w:left w:type="dxa" w:w="100"/>
+              <w:bottom w:type="dxa" w:w="40"/>
+              <w:right w:type="dxa" w:w="100"/>
+            </w:tcMar>
+          </w:tcPr>
+          <w:p>
+            <w:pPr>
+              <w:spacing w:before="22" w:after="22"/>
+            </w:pPr>
+            <w:r>
+              <w:rPr>
+                <w:b/>
+                <w:bCs/>
+                <w:color w:val="8186EF"/>
+                <w:sz w:val="16"/>
+                <w:szCs w:val="16"/>
+              </w:rPr>
+              <w:t xml:space="preserve">19  </w:t>
+            </w:r>
+            <w:r>
+              <w:rPr>
+                <w:sz w:val="17"/>
+                <w:szCs w:val="17"/>
+              </w:rPr>
+              <w:t xml:space="preserve">B</w:t>
             </w:r>
           </w:p>
         </w:tc>
@@ -1488,14 +1521,14 @@
                 <w:sz w:val="16"/>
                 <w:szCs w:val="16"/>
               </w:rPr>
-              <w:t xml:space="preserve">12  </w:t>
-            </w:r>
-            <w:r>
-              <w:rPr>
-                <w:sz w:val="17"/>
-                <w:szCs w:val="17"/>
-              </w:rPr>
-              <w:t xml:space="preserve">150,000 − 6,000 = 144,000: Goods available at retail</w:t>
+              <w:t xml:space="preserve">11  </w:t>
+            </w:r>
+            <w:r>
+              <w:rPr>
+                <w:sz w:val="17"/>
+                <w:szCs w:val="17"/>
+              </w:rPr>
+              <w:t xml:space="preserve">A</w:t>
             </w:r>
           </w:p>
         </w:tc>
@@ -1522,7 +1555,7 @@
                 <w:sz w:val="16"/>
                 <w:szCs w:val="16"/>
               </w:rPr>
-              <w:t xml:space="preserve">22  </w:t>
+              <w:t xml:space="preserve">20  </w:t>
             </w:r>
             <w:r>
               <w:rPr>
@@ -1590,40 +1623,7 @@
                 <w:sz w:val="16"/>
                 <w:szCs w:val="16"/>
               </w:rPr>
-              <w:t xml:space="preserve">13  </w:t>
-            </w:r>
-            <w:r>
-              <w:rPr>
-                <w:sz w:val="17"/>
-                <w:szCs w:val="17"/>
-              </w:rPr>
-              <w:t xml:space="preserve">24,000 × 0.60 = $14,400: Ending inventory at cost</w:t>
-            </w:r>
-          </w:p>
-        </w:tc>
-        <w:tc>
-          <w:tcPr>
-            <w:tcW w:type="pct" w:w="1667"/>
-            <w:tcMar>
-              <w:top w:type="dxa" w:w="40"/>
-              <w:left w:type="dxa" w:w="100"/>
-              <w:bottom w:type="dxa" w:w="40"/>
-              <w:right w:type="dxa" w:w="100"/>
-            </w:tcMar>
-          </w:tcPr>
-          <w:p>
-            <w:pPr>
-              <w:spacing w:before="22" w:after="22"/>
-            </w:pPr>
-            <w:r>
-              <w:rPr>
-                <w:b/>
-                <w:bCs/>
-                <w:color w:val="8186EF"/>
-                <w:sz w:val="16"/>
-                <w:szCs w:val="16"/>
-              </w:rPr>
-              <w:t xml:space="preserve">23  </w:t>
+              <w:t xml:space="preserve">12  </w:t>
             </w:r>
             <w:r>
               <w:rPr>
@@ -1631,6 +1631,39 @@
                 <w:szCs w:val="17"/>
               </w:rPr>
               <w:t xml:space="preserve">B</w:t>
+            </w:r>
+          </w:p>
+        </w:tc>
+        <w:tc>
+          <w:tcPr>
+            <w:tcW w:type="pct" w:w="1667"/>
+            <w:tcMar>
+              <w:top w:type="dxa" w:w="40"/>
+              <w:left w:type="dxa" w:w="100"/>
+              <w:bottom w:type="dxa" w:w="40"/>
+              <w:right w:type="dxa" w:w="100"/>
+            </w:tcMar>
+          </w:tcPr>
+          <w:p>
+            <w:pPr>
+              <w:spacing w:before="22" w:after="22"/>
+            </w:pPr>
+            <w:r>
+              <w:rPr>
+                <w:b/>
+                <w:bCs/>
+                <w:color w:val="8186EF"/>
+                <w:sz w:val="16"/>
+                <w:szCs w:val="16"/>
+              </w:rPr>
+              <w:t xml:space="preserve">21  </w:t>
+            </w:r>
+            <w:r>
+              <w:rPr>
+                <w:sz w:val="17"/>
+                <w:szCs w:val="17"/>
+              </w:rPr>
+              <w:t xml:space="preserve">A</w:t>
             </w:r>
           </w:p>
         </w:tc>
@@ -1693,14 +1726,14 @@
                 <w:sz w:val="16"/>
                 <w:szCs w:val="16"/>
               </w:rPr>
-              <w:t xml:space="preserve">14  </w:t>
-            </w:r>
-            <w:r>
-              <w:rPr>
-                <w:sz w:val="17"/>
-                <w:szCs w:val="17"/>
-              </w:rPr>
-              <w:t xml:space="preserve">90,000 ÷ 150,000 = 0.60: Conventional ratio</w:t>
+              <w:t xml:space="preserve">13  </w:t>
+            </w:r>
+            <w:r>
+              <w:rPr>
+                <w:sz w:val="17"/>
+                <w:szCs w:val="17"/>
+              </w:rPr>
+              <w:t xml:space="preserve">A</w:t>
             </w:r>
           </w:p>
         </w:tc>
@@ -1727,7 +1760,7 @@
                 <w:sz w:val="16"/>
                 <w:szCs w:val="16"/>
               </w:rPr>
-              <w:t xml:space="preserve">24  </w:t>
+              <w:t xml:space="preserve">22  </w:t>
             </w:r>
             <w:r>
               <w:rPr>
@@ -1769,33 +1802,66 @@
                 <w:sz w:val="17"/>
                 <w:szCs w:val="17"/>
               </w:rPr>
-              <w:t xml:space="preserve">B</w:t>
-            </w:r>
-          </w:p>
-        </w:tc>
-        <w:tc>
-          <w:tcPr>
-            <w:tcW w:type="pct" w:w="1667"/>
-            <w:tcMar>
-              <w:top w:type="dxa" w:w="40"/>
-              <w:left w:type="dxa" w:w="100"/>
-              <w:bottom w:type="dxa" w:w="40"/>
-              <w:right w:type="dxa" w:w="100"/>
-            </w:tcMar>
-          </w:tcPr>
-          <w:p>
-            <w:pPr>
-              <w:spacing w:before="22" w:after="22"/>
-            </w:pPr>
-            <w:r>
-              <w:rPr>
-                <w:b/>
-                <w:bCs/>
-                <w:color w:val="8186EF"/>
-                <w:sz w:val="16"/>
-                <w:szCs w:val="16"/>
-              </w:rPr>
-              <w:t xml:space="preserve">15  </w:t>
+              <w:t xml:space="preserve">144,000 − 120,000 = 24,000: Ending inventory at retail</w:t>
+            </w:r>
+          </w:p>
+        </w:tc>
+        <w:tc>
+          <w:tcPr>
+            <w:tcW w:type="pct" w:w="1667"/>
+            <w:tcMar>
+              <w:top w:type="dxa" w:w="40"/>
+              <w:left w:type="dxa" w:w="100"/>
+              <w:bottom w:type="dxa" w:w="40"/>
+              <w:right w:type="dxa" w:w="100"/>
+            </w:tcMar>
+          </w:tcPr>
+          <w:p>
+            <w:pPr>
+              <w:spacing w:before="22" w:after="22"/>
+            </w:pPr>
+            <w:r>
+              <w:rPr>
+                <w:b/>
+                <w:bCs/>
+                <w:color w:val="8186EF"/>
+                <w:sz w:val="16"/>
+                <w:szCs w:val="16"/>
+              </w:rPr>
+              <w:t xml:space="preserve">14  </w:t>
+            </w:r>
+            <w:r>
+              <w:rPr>
+                <w:sz w:val="17"/>
+                <w:szCs w:val="17"/>
+              </w:rPr>
+              <w:t xml:space="preserve">T</w:t>
+            </w:r>
+          </w:p>
+        </w:tc>
+        <w:tc>
+          <w:tcPr>
+            <w:tcW w:type="pct" w:w="1667"/>
+            <w:tcMar>
+              <w:top w:type="dxa" w:w="40"/>
+              <w:left w:type="dxa" w:w="100"/>
+              <w:bottom w:type="dxa" w:w="40"/>
+              <w:right w:type="dxa" w:w="100"/>
+            </w:tcMar>
+          </w:tcPr>
+          <w:p>
+            <w:pPr>
+              <w:spacing w:before="22" w:after="22"/>
+            </w:pPr>
+            <w:r>
+              <w:rPr>
+                <w:b/>
+                <w:bCs/>
+                <w:color w:val="8186EF"/>
+                <w:sz w:val="16"/>
+                <w:szCs w:val="16"/>
+              </w:rPr>
+              <w:t xml:space="preserve">23  </w:t>
             </w:r>
             <w:r>
               <w:rPr>
@@ -1803,39 +1869,6 @@
                 <w:szCs w:val="17"/>
               </w:rPr>
               <w:t xml:space="preserve">A</w:t>
-            </w:r>
-          </w:p>
-        </w:tc>
-        <w:tc>
-          <w:tcPr>
-            <w:tcW w:type="pct" w:w="1667"/>
-            <w:tcMar>
-              <w:top w:type="dxa" w:w="40"/>
-              <w:left w:type="dxa" w:w="100"/>
-              <w:bottom w:type="dxa" w:w="40"/>
-              <w:right w:type="dxa" w:w="100"/>
-            </w:tcMar>
-          </w:tcPr>
-          <w:p>
-            <w:pPr>
-              <w:spacing w:before="22" w:after="22"/>
-            </w:pPr>
-            <w:r>
-              <w:rPr>
-                <w:b/>
-                <w:bCs/>
-                <w:color w:val="8186EF"/>
-                <w:sz w:val="16"/>
-                <w:szCs w:val="16"/>
-              </w:rPr>
-              <w:t xml:space="preserve">25  </w:t>
-            </w:r>
-            <w:r>
-              <w:rPr>
-                <w:sz w:val="17"/>
-                <w:szCs w:val="17"/>
-              </w:rPr>
-              <w:t xml:space="preserve">B</w:t>
             </w:r>
           </w:p>
         </w:tc>
@@ -1871,6 +1904,40 @@
                 <w:sz w:val="17"/>
                 <w:szCs w:val="17"/>
               </w:rPr>
+              <w:t xml:space="preserve">150,000 − 6,000 = 144,000: Goods available at retail</w:t>
+            </w:r>
+          </w:p>
+        </w:tc>
+        <w:tc>
+          <w:tcPr>
+            <w:tcW w:type="pct" w:w="1667"/>
+            <w:shd w:fill="FBFAF6" w:val="clear"/>
+            <w:tcMar>
+              <w:top w:type="dxa" w:w="40"/>
+              <w:left w:type="dxa" w:w="100"/>
+              <w:bottom w:type="dxa" w:w="40"/>
+              <w:right w:type="dxa" w:w="100"/>
+            </w:tcMar>
+          </w:tcPr>
+          <w:p>
+            <w:pPr>
+              <w:spacing w:before="22" w:after="22"/>
+            </w:pPr>
+            <w:r>
+              <w:rPr>
+                <w:b/>
+                <w:bCs/>
+                <w:color w:val="8186EF"/>
+                <w:sz w:val="16"/>
+                <w:szCs w:val="16"/>
+              </w:rPr>
+              <w:t xml:space="preserve">15  </w:t>
+            </w:r>
+            <w:r>
+              <w:rPr>
+                <w:sz w:val="17"/>
+                <w:szCs w:val="17"/>
+              </w:rPr>
               <w:t xml:space="preserve">A</w:t>
             </w:r>
           </w:p>
@@ -1898,48 +1965,14 @@
                 <w:sz w:val="16"/>
                 <w:szCs w:val="16"/>
               </w:rPr>
-              <w:t xml:space="preserve">16  </w:t>
-            </w:r>
-            <w:r>
-              <w:rPr>
-                <w:sz w:val="17"/>
-                <w:szCs w:val="17"/>
-              </w:rPr>
-              <w:t xml:space="preserve">C</w:t>
-            </w:r>
-          </w:p>
-        </w:tc>
-        <w:tc>
-          <w:tcPr>
-            <w:tcW w:type="pct" w:w="1667"/>
-            <w:shd w:fill="FBFAF6" w:val="clear"/>
-            <w:tcMar>
-              <w:top w:type="dxa" w:w="40"/>
-              <w:left w:type="dxa" w:w="100"/>
-              <w:bottom w:type="dxa" w:w="40"/>
-              <w:right w:type="dxa" w:w="100"/>
-            </w:tcMar>
-          </w:tcPr>
-          <w:p>
-            <w:pPr>
-              <w:spacing w:before="22" w:after="22"/>
-            </w:pPr>
-            <w:r>
-              <w:rPr>
-                <w:b/>
-                <w:bCs/>
-                <w:color w:val="8186EF"/>
-                <w:sz w:val="16"/>
-                <w:szCs w:val="16"/>
-              </w:rPr>
-              <w:t xml:space="preserve">26  </w:t>
-            </w:r>
-            <w:r>
-              <w:rPr>
-                <w:sz w:val="17"/>
-                <w:szCs w:val="17"/>
-              </w:rPr>
-              <w:t xml:space="preserve">A</w:t>
+              <w:t xml:space="preserve">24  </w:t>
+            </w:r>
+            <w:r>
+              <w:rPr>
+                <w:sz w:val="17"/>
+                <w:szCs w:val="17"/>
+              </w:rPr>
+              <w:t xml:space="preserve">Compare with the model earlier in this handout.</w:t>
             </w:r>
           </w:p>
         </w:tc>
@@ -1974,33 +2007,33 @@
                 <w:sz w:val="17"/>
                 <w:szCs w:val="17"/>
               </w:rPr>
-              <w:t xml:space="preserve">B</w:t>
-            </w:r>
-          </w:p>
-        </w:tc>
-        <w:tc>
-          <w:tcPr>
-            <w:tcW w:type="pct" w:w="1667"/>
-            <w:tcMar>
-              <w:top w:type="dxa" w:w="40"/>
-              <w:left w:type="dxa" w:w="100"/>
-              <w:bottom w:type="dxa" w:w="40"/>
-              <w:right w:type="dxa" w:w="100"/>
-            </w:tcMar>
-          </w:tcPr>
-          <w:p>
-            <w:pPr>
-              <w:spacing w:before="22" w:after="22"/>
-            </w:pPr>
-            <w:r>
-              <w:rPr>
-                <w:b/>
-                <w:bCs/>
-                <w:color w:val="8186EF"/>
-                <w:sz w:val="16"/>
-                <w:szCs w:val="16"/>
-              </w:rPr>
-              <w:t xml:space="preserve">17  </w:t>
+              <w:t xml:space="preserve">24,000 × 0.60 = $14,400: Ending inventory at cost</w:t>
+            </w:r>
+          </w:p>
+        </w:tc>
+        <w:tc>
+          <w:tcPr>
+            <w:tcW w:type="pct" w:w="1667"/>
+            <w:tcMar>
+              <w:top w:type="dxa" w:w="40"/>
+              <w:left w:type="dxa" w:w="100"/>
+              <w:bottom w:type="dxa" w:w="40"/>
+              <w:right w:type="dxa" w:w="100"/>
+            </w:tcMar>
+          </w:tcPr>
+          <w:p>
+            <w:pPr>
+              <w:spacing w:before="22" w:after="22"/>
+            </w:pPr>
+            <w:r>
+              <w:rPr>
+                <w:b/>
+                <w:bCs/>
+                <w:color w:val="8186EF"/>
+                <w:sz w:val="16"/>
+                <w:szCs w:val="16"/>
+              </w:rPr>
+              <w:t xml:space="preserve">16  </w:t>
             </w:r>
             <w:r>
               <w:rPr>
@@ -2033,14 +2066,14 @@
                 <w:sz w:val="16"/>
                 <w:szCs w:val="16"/>
               </w:rPr>
-              <w:t xml:space="preserve">27  </w:t>
-            </w:r>
-            <w:r>
-              <w:rPr>
-                <w:sz w:val="17"/>
-                <w:szCs w:val="17"/>
-              </w:rPr>
-              <w:t xml:space="preserve">A</w:t>
+              <w:t xml:space="preserve">25  </w:t>
+            </w:r>
+            <w:r>
+              <w:rPr>
+                <w:sz w:val="17"/>
+                <w:szCs w:val="17"/>
+              </w:rPr>
+              <w:t xml:space="preserve">Under LCM, market starts with replacement cost: the current cost to buy or make the item again. But market has two limits. It cannot be higher than a ceiling equal to NRV, and it cannot be lower than a floor equal to NRV minus a normal profit margin.</w:t>
             </w:r>
           </w:p>
         </w:tc>
@@ -2076,6 +2109,40 @@
                 <w:sz w:val="17"/>
                 <w:szCs w:val="17"/>
               </w:rPr>
+              <w:t xml:space="preserve">90,000 ÷ 150,000 = 0.60: Conventional ratio</w:t>
+            </w:r>
+          </w:p>
+        </w:tc>
+        <w:tc>
+          <w:tcPr>
+            <w:tcW w:type="pct" w:w="1667"/>
+            <w:shd w:fill="FBFAF6" w:val="clear"/>
+            <w:tcMar>
+              <w:top w:type="dxa" w:w="40"/>
+              <w:left w:type="dxa" w:w="100"/>
+              <w:bottom w:type="dxa" w:w="40"/>
+              <w:right w:type="dxa" w:w="100"/>
+            </w:tcMar>
+          </w:tcPr>
+          <w:p>
+            <w:pPr>
+              <w:spacing w:before="22" w:after="22"/>
+            </w:pPr>
+            <w:r>
+              <w:rPr>
+                <w:b/>
+                <w:bCs/>
+                <w:color w:val="8186EF"/>
+                <w:sz w:val="16"/>
+                <w:szCs w:val="16"/>
+              </w:rPr>
+              <w:t xml:space="preserve">17  </w:t>
+            </w:r>
+            <w:r>
+              <w:rPr>
+                <w:sz w:val="17"/>
+                <w:szCs w:val="17"/>
+              </w:rPr>
               <w:t xml:space="preserve">B</w:t>
             </w:r>
           </w:p>
@@ -2093,58 +2160,14 @@
           </w:tcPr>
           <w:p>
             <w:pPr>
-              <w:spacing w:before="22" w:after="22"/>
-            </w:pPr>
-            <w:r>
-              <w:rPr>
-                <w:b/>
-                <w:bCs/>
-                <w:color w:val="8186EF"/>
-                <w:sz w:val="16"/>
-                <w:szCs w:val="16"/>
-              </w:rPr>
-              <w:t xml:space="preserve">18  </w:t>
-            </w:r>
-            <w:r>
-              <w:rPr>
-                <w:sz w:val="17"/>
-                <w:szCs w:val="17"/>
-              </w:rPr>
-              <w:t xml:space="preserve">D</w:t>
-            </w:r>
-          </w:p>
-        </w:tc>
-        <w:tc>
-          <w:tcPr>
-            <w:tcW w:type="pct" w:w="1667"/>
-            <w:shd w:fill="FBFAF6" w:val="clear"/>
-            <w:tcMar>
-              <w:top w:type="dxa" w:w="40"/>
-              <w:left w:type="dxa" w:w="100"/>
-              <w:bottom w:type="dxa" w:w="40"/>
-              <w:right w:type="dxa" w:w="100"/>
-            </w:tcMar>
-          </w:tcPr>
-          <w:p>
-            <w:pPr>
-              <w:spacing w:before="22" w:after="22"/>
-            </w:pPr>
-            <w:r>
-              <w:rPr>
-                <w:b/>
-                <w:bCs/>
-                <w:color w:val="8186EF"/>
-                <w:sz w:val="16"/>
-                <w:szCs w:val="16"/>
-              </w:rPr>
-              <w:t xml:space="preserve">28  </w:t>
-            </w:r>
-            <w:r>
-              <w:rPr>
-                <w:sz w:val="17"/>
-                <w:szCs w:val="17"/>
-              </w:rPr>
-              <w:t xml:space="preserve">Compare with the model earlier in this handout.</w:t>
+              <w:spacing w:before="24" w:after="24"/>
+            </w:pPr>
+            <w:r>
+              <w:rPr>
+                <w:sz w:val="16"/>
+                <w:szCs w:val="16"/>
+              </w:rPr>
+              <w:t xml:space="preserve"/>
             </w:r>
           </w:p>
         </w:tc>
@@ -2179,39 +2202,6 @@
                 <w:sz w:val="17"/>
                 <w:szCs w:val="17"/>
               </w:rPr>
-              <w:t xml:space="preserve">T</w:t>
-            </w:r>
-          </w:p>
-        </w:tc>
-        <w:tc>
-          <w:tcPr>
-            <w:tcW w:type="pct" w:w="1667"/>
-            <w:tcMar>
-              <w:top w:type="dxa" w:w="40"/>
-              <w:left w:type="dxa" w:w="100"/>
-              <w:bottom w:type="dxa" w:w="40"/>
-              <w:right w:type="dxa" w:w="100"/>
-            </w:tcMar>
-          </w:tcPr>
-          <w:p>
-            <w:pPr>
-              <w:spacing w:before="22" w:after="22"/>
-            </w:pPr>
-            <w:r>
-              <w:rPr>
-                <w:b/>
-                <w:bCs/>
-                <w:color w:val="8186EF"/>
-                <w:sz w:val="16"/>
-                <w:szCs w:val="16"/>
-              </w:rPr>
-              <w:t xml:space="preserve">19  </w:t>
-            </w:r>
-            <w:r>
-              <w:rPr>
-                <w:sz w:val="17"/>
-                <w:szCs w:val="17"/>
-              </w:rPr>
               <w:t xml:space="preserve">A</w:t>
             </w:r>
           </w:p>
@@ -2238,91 +2228,20 @@
                 <w:sz w:val="16"/>
                 <w:szCs w:val="16"/>
               </w:rPr>
-              <w:t xml:space="preserve">29  </w:t>
-            </w:r>
-            <w:r>
-              <w:rPr>
-                <w:sz w:val="17"/>
-                <w:szCs w:val="17"/>
-              </w:rPr>
-              <w:t xml:space="preserve">Under LCM, market starts with replacement cost: the current cost to buy or make the item again. But market has two limits. It cannot be higher than a ceiling equal to NRV, and it cannot be lower than a floor equal to NRV minus a normal profit margin.</w:t>
-            </w:r>
-          </w:p>
-        </w:tc>
-      </w:tr>
-      <w:tr>
-        <w:tc>
-          <w:tcPr>
-            <w:tcW w:type="pct" w:w="1667"/>
-            <w:shd w:fill="FBFAF6" w:val="clear"/>
-            <w:tcMar>
-              <w:top w:type="dxa" w:w="40"/>
-              <w:left w:type="dxa" w:w="100"/>
-              <w:bottom w:type="dxa" w:w="40"/>
-              <w:right w:type="dxa" w:w="100"/>
-            </w:tcMar>
-          </w:tcPr>
-          <w:p>
-            <w:pPr>
-              <w:spacing w:before="22" w:after="22"/>
-            </w:pPr>
-            <w:r>
-              <w:rPr>
-                <w:b/>
-                <w:bCs/>
-                <w:color w:val="8186EF"/>
-                <w:sz w:val="16"/>
-                <w:szCs w:val="16"/>
-              </w:rPr>
-              <w:t xml:space="preserve">10  </w:t>
-            </w:r>
-            <w:r>
-              <w:rPr>
-                <w:sz w:val="17"/>
-                <w:szCs w:val="17"/>
-              </w:rPr>
-              <w:t xml:space="preserve">F</w:t>
-            </w:r>
-          </w:p>
-        </w:tc>
-        <w:tc>
-          <w:tcPr>
-            <w:tcW w:type="pct" w:w="1667"/>
-            <w:shd w:fill="FBFAF6" w:val="clear"/>
-            <w:tcMar>
-              <w:top w:type="dxa" w:w="40"/>
-              <w:left w:type="dxa" w:w="100"/>
-              <w:bottom w:type="dxa" w:w="40"/>
-              <w:right w:type="dxa" w:w="100"/>
-            </w:tcMar>
-          </w:tcPr>
-          <w:p>
-            <w:pPr>
-              <w:spacing w:before="22" w:after="22"/>
-            </w:pPr>
-            <w:r>
-              <w:rPr>
-                <w:b/>
-                <w:bCs/>
-                <w:color w:val="8186EF"/>
-                <w:sz w:val="16"/>
-                <w:szCs w:val="16"/>
-              </w:rPr>
-              <w:t xml:space="preserve">20  </w:t>
-            </w:r>
-            <w:r>
-              <w:rPr>
-                <w:sz w:val="17"/>
-                <w:szCs w:val="17"/>
-              </w:rPr>
-              <w:t xml:space="preserve">T</w:t>
-            </w:r>
-          </w:p>
-        </w:tc>
-        <w:tc>
-          <w:tcPr>
-            <w:tcW w:type="pct" w:w="1667"/>
-            <w:shd w:fill="FBFAF6" w:val="clear"/>
+              <w:t xml:space="preserve">18  </w:t>
+            </w:r>
+            <w:r>
+              <w:rPr>
+                <w:sz w:val="17"/>
+                <w:szCs w:val="17"/>
+              </w:rPr>
+              <w:t xml:space="preserve">D</w:t>
+            </w:r>
+          </w:p>
+        </w:tc>
+        <w:tc>
+          <w:tcPr>
+            <w:tcW w:type="pct" w:w="1667"/>
             <w:tcMar>
               <w:top w:type="dxa" w:w="40"/>
               <w:left w:type="dxa" w:w="100"/>
@@ -2381,7 +2300,7 @@
           <w:sz w:val="16"/>
           <w:szCs w:val="16"/>
         </w:rPr>
-        <w:t xml:space="preserve">The book writes: “It cannot be higher than a ceiling equal to NRV, and it cannot be lower than a floor equal to NRV minus a normal profit margin. First, find market: take the middle value of replacement cost, the ceiling and the floor. Second, compare market with cost and take the lower.”</w:t>
+        <w:t xml:space="preserve">The book writes: “Under LCM, market starts with replacement cost: the current cost to buy or make the item again. It cannot be higher than a ceiling equal to NRV, and it cannot be lower than a floor equal to NRV minus a normal profit margin.”</w:t>
       </w:r>
     </w:p>
     <w:p>
@@ -2450,7 +2369,7 @@
           <w:sz w:val="16"/>
           <w:szCs w:val="16"/>
         </w:rPr>
-        <w:t xml:space="preserve">The book pairs Goods available at retail with “150,000 − 6,000 = 144,000”.</w:t>
+        <w:t xml:space="preserve">The framework defines the elements, and every amount belongs to one of them.</w:t>
       </w:r>
     </w:p>
     <w:p>
@@ -2466,14 +2385,14 @@
           <w:sz w:val="16"/>
           <w:szCs w:val="16"/>
         </w:rPr>
-        <w:t xml:space="preserve">5  </w:t>
-      </w:r>
-      <w:r>
-        <w:rPr>
-          <w:sz w:val="16"/>
-          <w:szCs w:val="16"/>
-        </w:rPr>
-        <w:t xml:space="preserve">The book’s own table gives 150,000 − 6,000 = 144,000 as the answer of Goods available at retail.</w:t>
+        <w:t xml:space="preserve">9  </w:t>
+      </w:r>
+      <w:r>
+        <w:rPr>
+          <w:sz w:val="16"/>
+          <w:szCs w:val="16"/>
+        </w:rPr>
+        <w:t xml:space="preserve">The write-down created a new cost basis; U.S. GAAP prohibits reversal in later years. B is wrong: This is the IAS 2 rule. C is wrong: There is no OCI treatment for inventory.</w:t>
       </w:r>
     </w:p>
     <w:p>
@@ -2489,14 +2408,14 @@
           <w:sz w:val="16"/>
           <w:szCs w:val="16"/>
         </w:rPr>
-        <w:t xml:space="preserve">6  </w:t>
-      </w:r>
-      <w:r>
-        <w:rPr>
-          <w:sz w:val="16"/>
-          <w:szCs w:val="16"/>
-        </w:rPr>
-        <w:t xml:space="preserve">The book’s own table gives 144,000 − 120,000 = 24,000 as the answer of Ending inventory at retail.</w:t>
+        <w:t xml:space="preserve">10  </w:t>
+      </w:r>
+      <w:r>
+        <w:rPr>
+          <w:sz w:val="16"/>
+          <w:szCs w:val="16"/>
+        </w:rPr>
+        <w:t xml:space="preserve">FIFO gives the same result under both systems. A is wrong: Only LIFO and average results can change with the system. B is wrong: Only LIFO and average results can change with the system.</w:t>
       </w:r>
     </w:p>
     <w:p>
@@ -2512,14 +2431,14 @@
           <w:sz w:val="16"/>
           <w:szCs w:val="16"/>
         </w:rPr>
-        <w:t xml:space="preserve">7  </w:t>
-      </w:r>
-      <w:r>
-        <w:rPr>
-          <w:sz w:val="16"/>
-          <w:szCs w:val="16"/>
-        </w:rPr>
-        <w:t xml:space="preserve">The book’s own table gives 90,000 ÷ 150,000 = 0.60 as the answer of Conventional ratio.</w:t>
+        <w:t xml:space="preserve">11  </w:t>
+      </w:r>
+      <w:r>
+        <w:rPr>
+          <w:sz w:val="16"/>
+          <w:szCs w:val="16"/>
+        </w:rPr>
+        <w:t xml:space="preserve">Higher ending inventory means lower cost of goods sold. B is wrong: This reverses the direction. C is wrong: Ending inventory directly changes cost of goods sold.</w:t>
       </w:r>
     </w:p>
     <w:p>
@@ -2535,14 +2454,14 @@
           <w:sz w:val="16"/>
           <w:szCs w:val="16"/>
         </w:rPr>
-        <w:t xml:space="preserve">8  </w:t>
-      </w:r>
-      <w:r>
-        <w:rPr>
-          <w:sz w:val="16"/>
-          <w:szCs w:val="16"/>
-        </w:rPr>
-        <w:t xml:space="preserve">The book’s own table gives 24,000 × 0.60 = $14,400 as the answer of Ending inventory at cost.</w:t>
+        <w:t xml:space="preserve">12  </w:t>
+      </w:r>
+      <w:r>
+        <w:rPr>
+          <w:sz w:val="16"/>
+          <w:szCs w:val="16"/>
+        </w:rPr>
+        <w:t xml:space="preserve">IAS 2 requires the reversal, limited to the original write-down. A is wrong: IAS 2 does not allow LIFO. C is wrong: IAS 2 has no LCM test; all inventory uses LCNRV.</w:t>
       </w:r>
     </w:p>
     <w:p>
@@ -2558,14 +2477,14 @@
           <w:sz w:val="16"/>
           <w:szCs w:val="16"/>
         </w:rPr>
-        <w:t xml:space="preserve">9  </w:t>
-      </w:r>
-      <w:r>
-        <w:rPr>
-          <w:sz w:val="16"/>
-          <w:szCs w:val="16"/>
-        </w:rPr>
-        <w:t xml:space="preserve">The book pairs Goods available at retail with “150,000 − 6,000 = 144,000”.</w:t>
+        <w:t xml:space="preserve">13  </w:t>
+      </w:r>
+      <w:r>
+        <w:rPr>
+          <w:sz w:val="16"/>
+          <w:szCs w:val="16"/>
+        </w:rPr>
+        <w:t xml:space="preserve">Every cycle settles one rule and shows where it comes from.</w:t>
       </w:r>
     </w:p>
     <w:p>
@@ -2581,14 +2500,14 @@
           <w:sz w:val="16"/>
           <w:szCs w:val="16"/>
         </w:rPr>
-        <w:t xml:space="preserve">10  </w:t>
-      </w:r>
-      <w:r>
-        <w:rPr>
-          <w:sz w:val="16"/>
-          <w:szCs w:val="16"/>
-        </w:rPr>
-        <w:t xml:space="preserve">The book pairs Ending inventory at retail with “144,000 − 120,000 = 24,000”, not with “24,000 × 0.60 = $14,400”.</w:t>
+        <w:t xml:space="preserve">14  </w:t>
+      </w:r>
+      <w:r>
+        <w:rPr>
+          <w:sz w:val="16"/>
+          <w:szCs w:val="16"/>
+        </w:rPr>
+        <w:t xml:space="preserve">CMA questions use exact terms, and one word can change the answer.</w:t>
       </w:r>
     </w:p>
     <w:p>
@@ -2604,191 +2523,7 @@
           <w:sz w:val="16"/>
           <w:szCs w:val="16"/>
         </w:rPr>
-        <w:t xml:space="preserve">15  </w:t>
-      </w:r>
-      <w:r>
-        <w:rPr>
-          <w:sz w:val="16"/>
-          <w:szCs w:val="16"/>
-        </w:rPr>
-        <w:t xml:space="preserve">It gives estimates, which are acceptable only where estimates are allowed. B is wrong: Annual statements need a physical count or a cost method. C is wrong: It can check a count but not replace it.</w:t>
-      </w:r>
-    </w:p>
-    <w:p>
-      <w:pPr>
-        <w:spacing w:after="18"/>
-        <w:ind w:left="300" w:hanging="300"/>
-      </w:pPr>
-      <w:r>
-        <w:rPr>
-          <w:b/>
-          <w:bCs/>
-          <w:color w:val="8186EF"/>
-          <w:sz w:val="16"/>
-          <w:szCs w:val="16"/>
-        </w:rPr>
-        <w:t xml:space="preserve">16  </w:t>
-      </w:r>
-      <w:r>
-        <w:rPr>
-          <w:sz w:val="16"/>
-          <w:szCs w:val="16"/>
-        </w:rPr>
-        <w:t xml:space="preserve">Losses on firm, non-cancellable purchase commitments are recognized in the current period. A is wrong: The loss already exists at year-end. B is wrong: Disclosure alone is not enough for an expected loss.</w:t>
-      </w:r>
-    </w:p>
-    <w:p>
-      <w:pPr>
-        <w:spacing w:after="18"/>
-        <w:ind w:left="300" w:hanging="300"/>
-      </w:pPr>
-      <w:r>
-        <w:rPr>
-          <w:b/>
-          <w:bCs/>
-          <w:color w:val="8186EF"/>
-          <w:sz w:val="16"/>
-          <w:szCs w:val="16"/>
-        </w:rPr>
-        <w:t xml:space="preserve">17  </w:t>
-      </w:r>
-      <w:r>
-        <w:rPr>
-          <w:sz w:val="16"/>
-          <w:szCs w:val="16"/>
-        </w:rPr>
-        <w:t xml:space="preserve">FIFO leaves the newest costs in ending inventory. A is wrong: FIFO gives higher taxes when prices rise. B is wrong: That is the LIFO argument.</w:t>
-      </w:r>
-    </w:p>
-    <w:p>
-      <w:pPr>
-        <w:spacing w:after="18"/>
-        <w:ind w:left="300" w:hanging="300"/>
-      </w:pPr>
-      <w:r>
-        <w:rPr>
-          <w:b/>
-          <w:bCs/>
-          <w:color w:val="8186EF"/>
-          <w:sz w:val="16"/>
-          <w:szCs w:val="16"/>
-        </w:rPr>
-        <w:t xml:space="preserve">18  </w:t>
-      </w:r>
-      <w:r>
-        <w:rPr>
-          <w:sz w:val="16"/>
-          <w:szCs w:val="16"/>
-        </w:rPr>
-        <w:t xml:space="preserve">Old LIFO layers can stay in inventory for many years. A is wrong: That describes FIFO. B is wrong: LIFO lowers taxes when prices rise.</w:t>
-      </w:r>
-    </w:p>
-    <w:p>
-      <w:pPr>
-        <w:spacing w:after="18"/>
-        <w:ind w:left="300" w:hanging="300"/>
-      </w:pPr>
-      <w:r>
-        <w:rPr>
-          <w:b/>
-          <w:bCs/>
-          <w:color w:val="8186EF"/>
-          <w:sz w:val="16"/>
-          <w:szCs w:val="16"/>
-        </w:rPr>
-        <w:t xml:space="preserve">19  </w:t>
-      </w:r>
-      <w:r>
-        <w:rPr>
-          <w:sz w:val="16"/>
-          <w:szCs w:val="16"/>
-        </w:rPr>
-        <w:t xml:space="preserve">It gives estimates, which are acceptable only where estimates are allowed. B is wrong: Annual statements need a physical count or a cost method. C is wrong: It can check a count but not replace it.</w:t>
-      </w:r>
-    </w:p>
-    <w:p>
-      <w:pPr>
-        <w:spacing w:after="18"/>
-        <w:ind w:left="300" w:hanging="300"/>
-      </w:pPr>
-      <w:r>
-        <w:rPr>
-          <w:b/>
-          <w:bCs/>
-          <w:color w:val="8186EF"/>
-          <w:sz w:val="16"/>
-          <w:szCs w:val="16"/>
-        </w:rPr>
-        <w:t xml:space="preserve">20  </w:t>
-      </w:r>
-      <w:r>
-        <w:rPr>
-          <w:sz w:val="16"/>
-          <w:szCs w:val="16"/>
-        </w:rPr>
-        <w:t xml:space="preserve">CMA questions use exact terms, and one word can change the answer.</w:t>
-      </w:r>
-    </w:p>
-    <w:p>
-      <w:pPr>
-        <w:spacing w:after="18"/>
-        <w:ind w:left="300" w:hanging="300"/>
-      </w:pPr>
-      <w:r>
-        <w:rPr>
-          <w:b/>
-          <w:bCs/>
-          <w:color w:val="8186EF"/>
-          <w:sz w:val="16"/>
-          <w:szCs w:val="16"/>
-        </w:rPr>
-        <w:t xml:space="preserve">25  </w:t>
-      </w:r>
-      <w:r>
-        <w:rPr>
-          <w:sz w:val="16"/>
-          <w:szCs w:val="16"/>
-        </w:rPr>
-        <w:t xml:space="preserve">Each oven is unique and valuable, so the actual cost of each unit can be tracked. A is wrong: LIFO suits interchangeable goods, not unique items. C is wrong: Averaging unique costs would distort the cost of each sale.</w:t>
-      </w:r>
-    </w:p>
-    <w:p>
-      <w:pPr>
-        <w:spacing w:after="18"/>
-        <w:ind w:left="300" w:hanging="300"/>
-      </w:pPr>
-      <w:r>
-        <w:rPr>
-          <w:b/>
-          <w:bCs/>
-          <w:color w:val="8186EF"/>
-          <w:sz w:val="16"/>
-          <w:szCs w:val="16"/>
-        </w:rPr>
-        <w:t xml:space="preserve">26  </w:t>
-      </w:r>
-      <w:r>
-        <w:rPr>
-          <w:sz w:val="16"/>
-          <w:szCs w:val="16"/>
-        </w:rPr>
-        <w:t xml:space="preserve">The group cannot use LIFO under IFRS, so a non-LIFO method avoids two sets of records. B is wrong: LIFO would need to be reversed for the IFRS group statements. C is wrong: This adds complexity and still uses LIFO.</w:t>
-      </w:r>
-    </w:p>
-    <w:p>
-      <w:pPr>
-        <w:spacing w:after="18"/>
-        <w:ind w:left="300" w:hanging="300"/>
-      </w:pPr>
-      <w:r>
-        <w:rPr>
-          <w:b/>
-          <w:bCs/>
-          <w:color w:val="8186EF"/>
-          <w:sz w:val="16"/>
-          <w:szCs w:val="16"/>
-        </w:rPr>
-        <w:t xml:space="preserve">27  </w:t>
+        <w:t xml:space="preserve">23  </w:t>
       </w:r>
       <w:r>
         <w:rPr>
@@ -2931,47 +2666,47 @@
                 <w:sz w:val="16"/>
                 <w:szCs w:val="16"/>
               </w:rPr>
-              <w:t xml:space="preserve">11  </w:t>
-            </w:r>
-            <w:r>
-              <w:rPr>
-                <w:sz w:val="17"/>
-                <w:szCs w:val="17"/>
-              </w:rPr>
-              <w:t xml:space="preserve">deduct: Purchase returns, Purchase discounts</w:t>
-            </w:r>
-          </w:p>
-        </w:tc>
-        <w:tc>
-          <w:tcPr>
-            <w:tcW w:type="pct" w:w="1667"/>
-            <w:tcMar>
-              <w:top w:type="dxa" w:w="40"/>
-              <w:left w:type="dxa" w:w="100"/>
-              <w:bottom w:type="dxa" w:w="40"/>
-              <w:right w:type="dxa" w:w="100"/>
-            </w:tcMar>
-          </w:tcPr>
-          <w:p>
-            <w:pPr>
-              <w:spacing w:before="22" w:after="22"/>
-            </w:pPr>
-            <w:r>
-              <w:rPr>
-                <w:b/>
-                <w:bCs/>
-                <w:color w:val="8186EF"/>
-                <w:sz w:val="16"/>
-                <w:szCs w:val="16"/>
-              </w:rPr>
-              <w:t xml:space="preserve">21  </w:t>
-            </w:r>
-            <w:r>
-              <w:rPr>
-                <w:sz w:val="17"/>
-                <w:szCs w:val="17"/>
-              </w:rPr>
-              <w:t xml:space="preserve">B</w:t>
+              <w:t xml:space="preserve">9  </w:t>
+            </w:r>
+            <w:r>
+              <w:rPr>
+                <w:sz w:val="17"/>
+                <w:szCs w:val="17"/>
+              </w:rPr>
+              <w:t xml:space="preserve">Purchase returns: deduct · deduct</w:t>
+            </w:r>
+          </w:p>
+        </w:tc>
+        <w:tc>
+          <w:tcPr>
+            <w:tcW w:type="pct" w:w="1667"/>
+            <w:tcMar>
+              <w:top w:type="dxa" w:w="40"/>
+              <w:left w:type="dxa" w:w="100"/>
+              <w:bottom w:type="dxa" w:w="40"/>
+              <w:right w:type="dxa" w:w="100"/>
+            </w:tcMar>
+          </w:tcPr>
+          <w:p>
+            <w:pPr>
+              <w:spacing w:before="22" w:after="22"/>
+            </w:pPr>
+            <w:r>
+              <w:rPr>
+                <w:b/>
+                <w:bCs/>
+                <w:color w:val="8186EF"/>
+                <w:sz w:val="16"/>
+                <w:szCs w:val="16"/>
+              </w:rPr>
+              <w:t xml:space="preserve">17  </w:t>
+            </w:r>
+            <w:r>
+              <w:rPr>
+                <w:sz w:val="17"/>
+                <w:szCs w:val="17"/>
+              </w:rPr>
+              <w:t xml:space="preserve">T</w:t>
             </w:r>
           </w:p>
         </w:tc>
@@ -3007,7 +2742,7 @@
                 <w:sz w:val="17"/>
                 <w:szCs w:val="17"/>
               </w:rPr>
-              <w:t xml:space="preserve">cost-to-retail ratio · markup · conventional retail method</w:t>
+              <w:t xml:space="preserve">gross profit method · acceptable · statements</w:t>
             </w:r>
           </w:p>
         </w:tc>
@@ -3034,14 +2769,14 @@
                 <w:sz w:val="16"/>
                 <w:szCs w:val="16"/>
               </w:rPr>
-              <w:t xml:space="preserve">12  </w:t>
-            </w:r>
-            <w:r>
-              <w:rPr>
-                <w:sz w:val="17"/>
-                <w:szCs w:val="17"/>
-              </w:rPr>
-              <w:t xml:space="preserve">—: Net markups, Net markdowns, Net sales, Normal shrinkage and employee discounts</w:t>
+              <w:t xml:space="preserve">10  </w:t>
+            </w:r>
+            <w:r>
+              <w:rPr>
+                <w:sz w:val="17"/>
+                <w:szCs w:val="17"/>
+              </w:rPr>
+              <w:t xml:space="preserve">Purchase discounts: deduct · —</w:t>
             </w:r>
           </w:p>
         </w:tc>
@@ -3068,14 +2803,14 @@
                 <w:sz w:val="16"/>
                 <w:szCs w:val="16"/>
               </w:rPr>
-              <w:t xml:space="preserve">22  </w:t>
-            </w:r>
-            <w:r>
-              <w:rPr>
-                <w:sz w:val="17"/>
-                <w:szCs w:val="17"/>
-              </w:rPr>
-              <w:t xml:space="preserve">C</w:t>
+              <w:t xml:space="preserve">18  </w:t>
+            </w:r>
+            <w:r>
+              <w:rPr>
+                <w:sz w:val="17"/>
+                <w:szCs w:val="17"/>
+              </w:rPr>
+              <w:t xml:space="preserve">T</w:t>
             </w:r>
           </w:p>
         </w:tc>
@@ -3110,73 +2845,73 @@
                 <w:sz w:val="17"/>
                 <w:szCs w:val="17"/>
               </w:rPr>
-              <w:t xml:space="preserve">markup · shrinkage</w:t>
-            </w:r>
-          </w:p>
-        </w:tc>
-        <w:tc>
-          <w:tcPr>
-            <w:tcW w:type="pct" w:w="1667"/>
-            <w:tcMar>
-              <w:top w:type="dxa" w:w="40"/>
-              <w:left w:type="dxa" w:w="100"/>
-              <w:bottom w:type="dxa" w:w="40"/>
-              <w:right w:type="dxa" w:w="100"/>
-            </w:tcMar>
-          </w:tcPr>
-          <w:p>
-            <w:pPr>
-              <w:spacing w:before="22" w:after="22"/>
-            </w:pPr>
-            <w:r>
-              <w:rPr>
-                <w:b/>
-                <w:bCs/>
-                <w:color w:val="8186EF"/>
-                <w:sz w:val="16"/>
-                <w:szCs w:val="16"/>
-              </w:rPr>
-              <w:t xml:space="preserve">13  </w:t>
-            </w:r>
-            <w:r>
-              <w:rPr>
-                <w:sz w:val="17"/>
-                <w:szCs w:val="17"/>
-              </w:rPr>
-              <w:t xml:space="preserve">Purchase returns: deduct · deduct</w:t>
-            </w:r>
-          </w:p>
-        </w:tc>
-        <w:tc>
-          <w:tcPr>
-            <w:tcW w:type="pct" w:w="1667"/>
-            <w:tcMar>
-              <w:top w:type="dxa" w:w="40"/>
-              <w:left w:type="dxa" w:w="100"/>
-              <w:bottom w:type="dxa" w:w="40"/>
-              <w:right w:type="dxa" w:w="100"/>
-            </w:tcMar>
-          </w:tcPr>
-          <w:p>
-            <w:pPr>
-              <w:spacing w:before="22" w:after="22"/>
-            </w:pPr>
-            <w:r>
-              <w:rPr>
-                <w:b/>
-                <w:bCs/>
-                <w:color w:val="8186EF"/>
-                <w:sz w:val="16"/>
-                <w:szCs w:val="16"/>
-              </w:rPr>
-              <w:t xml:space="preserve">23  </w:t>
-            </w:r>
-            <w:r>
-              <w:rPr>
-                <w:sz w:val="17"/>
-                <w:szCs w:val="17"/>
-              </w:rPr>
-              <w:t xml:space="preserve">T</w:t>
+              <w:t xml:space="preserve">markup · shrinkage · cost-to-retail ratio</w:t>
+            </w:r>
+          </w:p>
+        </w:tc>
+        <w:tc>
+          <w:tcPr>
+            <w:tcW w:type="pct" w:w="1667"/>
+            <w:tcMar>
+              <w:top w:type="dxa" w:w="40"/>
+              <w:left w:type="dxa" w:w="100"/>
+              <w:bottom w:type="dxa" w:w="40"/>
+              <w:right w:type="dxa" w:w="100"/>
+            </w:tcMar>
+          </w:tcPr>
+          <w:p>
+            <w:pPr>
+              <w:spacing w:before="22" w:after="22"/>
+            </w:pPr>
+            <w:r>
+              <w:rPr>
+                <w:b/>
+                <w:bCs/>
+                <w:color w:val="8186EF"/>
+                <w:sz w:val="16"/>
+                <w:szCs w:val="16"/>
+              </w:rPr>
+              <w:t xml:space="preserve">11  </w:t>
+            </w:r>
+            <w:r>
+              <w:rPr>
+                <w:sz w:val="17"/>
+                <w:szCs w:val="17"/>
+              </w:rPr>
+              <w:t xml:space="preserve">Net markups: — · add (before the ratio)</w:t>
+            </w:r>
+          </w:p>
+        </w:tc>
+        <w:tc>
+          <w:tcPr>
+            <w:tcW w:type="pct" w:w="1667"/>
+            <w:tcMar>
+              <w:top w:type="dxa" w:w="40"/>
+              <w:left w:type="dxa" w:w="100"/>
+              <w:bottom w:type="dxa" w:w="40"/>
+              <w:right w:type="dxa" w:w="100"/>
+            </w:tcMar>
+          </w:tcPr>
+          <w:p>
+            <w:pPr>
+              <w:spacing w:before="22" w:after="22"/>
+            </w:pPr>
+            <w:r>
+              <w:rPr>
+                <w:b/>
+                <w:bCs/>
+                <w:color w:val="8186EF"/>
+                <w:sz w:val="16"/>
+                <w:szCs w:val="16"/>
+              </w:rPr>
+              <w:t xml:space="preserve">19  </w:t>
+            </w:r>
+            <w:r>
+              <w:rPr>
+                <w:sz w:val="17"/>
+                <w:szCs w:val="17"/>
+              </w:rPr>
+              <w:t xml:space="preserve">C</w:t>
             </w:r>
           </w:p>
         </w:tc>
@@ -3239,14 +2974,14 @@
                 <w:sz w:val="16"/>
                 <w:szCs w:val="16"/>
               </w:rPr>
-              <w:t xml:space="preserve">14  </w:t>
-            </w:r>
-            <w:r>
-              <w:rPr>
-                <w:sz w:val="17"/>
-                <w:szCs w:val="17"/>
-              </w:rPr>
-              <w:t xml:space="preserve">Purchase discounts: deduct · —</w:t>
+              <w:t xml:space="preserve">12  </w:t>
+            </w:r>
+            <w:r>
+              <w:rPr>
+                <w:sz w:val="17"/>
+                <w:szCs w:val="17"/>
+              </w:rPr>
+              <w:t xml:space="preserve">Net markdowns: — · deduct (after the conventional ratio)</w:t>
             </w:r>
           </w:p>
         </w:tc>
@@ -3273,14 +3008,14 @@
                 <w:sz w:val="16"/>
                 <w:szCs w:val="16"/>
               </w:rPr>
-              <w:t xml:space="preserve">24  </w:t>
-            </w:r>
-            <w:r>
-              <w:rPr>
-                <w:sz w:val="17"/>
-                <w:szCs w:val="17"/>
-              </w:rPr>
-              <w:t xml:space="preserve">T</w:t>
+              <w:t xml:space="preserve">20  </w:t>
+            </w:r>
+            <w:r>
+              <w:rPr>
+                <w:sz w:val="17"/>
+                <w:szCs w:val="17"/>
+              </w:rPr>
+              <w:t xml:space="preserve">A</w:t>
             </w:r>
           </w:p>
         </w:tc>
@@ -3341,47 +3076,47 @@
                 <w:sz w:val="16"/>
                 <w:szCs w:val="16"/>
               </w:rPr>
-              <w:t xml:space="preserve">15  </w:t>
-            </w:r>
-            <w:r>
-              <w:rPr>
-                <w:sz w:val="17"/>
-                <w:szCs w:val="17"/>
-              </w:rPr>
-              <w:t xml:space="preserve">Net markups: — · add (before the ratio)</w:t>
-            </w:r>
-          </w:p>
-        </w:tc>
-        <w:tc>
-          <w:tcPr>
-            <w:tcW w:type="pct" w:w="1667"/>
-            <w:tcMar>
-              <w:top w:type="dxa" w:w="40"/>
-              <w:left w:type="dxa" w:w="100"/>
-              <w:bottom w:type="dxa" w:w="40"/>
-              <w:right w:type="dxa" w:w="100"/>
-            </w:tcMar>
-          </w:tcPr>
-          <w:p>
-            <w:pPr>
-              <w:spacing w:before="22" w:after="22"/>
-            </w:pPr>
-            <w:r>
-              <w:rPr>
-                <w:b/>
-                <w:bCs/>
-                <w:color w:val="8186EF"/>
-                <w:sz w:val="16"/>
-                <w:szCs w:val="16"/>
-              </w:rPr>
-              <w:t xml:space="preserve">25  </w:t>
-            </w:r>
-            <w:r>
-              <w:rPr>
-                <w:sz w:val="17"/>
-                <w:szCs w:val="17"/>
-              </w:rPr>
-              <w:t xml:space="preserve">T</w:t>
+              <w:t xml:space="preserve">13  </w:t>
+            </w:r>
+            <w:r>
+              <w:rPr>
+                <w:sz w:val="17"/>
+                <w:szCs w:val="17"/>
+              </w:rPr>
+              <w:t xml:space="preserve">Net sales: — · deduct</w:t>
+            </w:r>
+          </w:p>
+        </w:tc>
+        <w:tc>
+          <w:tcPr>
+            <w:tcW w:type="pct" w:w="1667"/>
+            <w:tcMar>
+              <w:top w:type="dxa" w:w="40"/>
+              <w:left w:type="dxa" w:w="100"/>
+              <w:bottom w:type="dxa" w:w="40"/>
+              <w:right w:type="dxa" w:w="100"/>
+            </w:tcMar>
+          </w:tcPr>
+          <w:p>
+            <w:pPr>
+              <w:spacing w:before="22" w:after="22"/>
+            </w:pPr>
+            <w:r>
+              <w:rPr>
+                <w:b/>
+                <w:bCs/>
+                <w:color w:val="8186EF"/>
+                <w:sz w:val="16"/>
+                <w:szCs w:val="16"/>
+              </w:rPr>
+              <w:t xml:space="preserve">21  </w:t>
+            </w:r>
+            <w:r>
+              <w:rPr>
+                <w:sz w:val="17"/>
+                <w:szCs w:val="17"/>
+              </w:rPr>
+              <w:t xml:space="preserve">Compare with the model earlier in this handout.</w:t>
             </w:r>
           </w:p>
         </w:tc>
@@ -3417,7 +3152,7 @@
                 <w:sz w:val="17"/>
                 <w:szCs w:val="17"/>
               </w:rPr>
-              <w:t xml:space="preserve">C</w:t>
+              <w:t xml:space="preserve">add: Freight-in</w:t>
             </w:r>
           </w:p>
         </w:tc>
@@ -3444,14 +3179,14 @@
                 <w:sz w:val="16"/>
                 <w:szCs w:val="16"/>
               </w:rPr>
-              <w:t xml:space="preserve">16  </w:t>
-            </w:r>
-            <w:r>
-              <w:rPr>
-                <w:sz w:val="17"/>
-                <w:szCs w:val="17"/>
-              </w:rPr>
-              <w:t xml:space="preserve">Net markdowns: — · deduct (after the conventional ratio)</w:t>
+              <w:t xml:space="preserve">14  </w:t>
+            </w:r>
+            <w:r>
+              <w:rPr>
+                <w:sz w:val="17"/>
+                <w:szCs w:val="17"/>
+              </w:rPr>
+              <w:t xml:space="preserve">Normal shrinkage and employee discounts: — · deduct (after the ratio)</w:t>
             </w:r>
           </w:p>
         </w:tc>
@@ -3478,14 +3213,14 @@
                 <w:sz w:val="16"/>
                 <w:szCs w:val="16"/>
               </w:rPr>
-              <w:t xml:space="preserve">26  </w:t>
-            </w:r>
-            <w:r>
-              <w:rPr>
-                <w:sz w:val="17"/>
-                <w:szCs w:val="17"/>
-              </w:rPr>
-              <w:t xml:space="preserve">A</w:t>
+              <w:t xml:space="preserve">22  </w:t>
+            </w:r>
+            <w:r>
+              <w:rPr>
+                <w:sz w:val="17"/>
+                <w:szCs w:val="17"/>
+              </w:rPr>
+              <w:t xml:space="preserve">Retailers sell thousands of items. They know the selling price of every item on the shelf, but tracking the cost of each one is expensive. The retail inventory method estimates ending inventory at cost from retail prices. It uses a cost-to-retail ratio: goods available at cost divided by goods available at retail.</w:t>
             </w:r>
           </w:p>
         </w:tc>
@@ -3520,73 +3255,63 @@
                 <w:sz w:val="17"/>
                 <w:szCs w:val="17"/>
               </w:rPr>
-              <w:t xml:space="preserve">B</w:t>
-            </w:r>
-          </w:p>
-        </w:tc>
-        <w:tc>
-          <w:tcPr>
-            <w:tcW w:type="pct" w:w="1667"/>
-            <w:tcMar>
-              <w:top w:type="dxa" w:w="40"/>
-              <w:left w:type="dxa" w:w="100"/>
-              <w:bottom w:type="dxa" w:w="40"/>
-              <w:right w:type="dxa" w:w="100"/>
-            </w:tcMar>
-          </w:tcPr>
-          <w:p>
-            <w:pPr>
-              <w:spacing w:before="22" w:after="22"/>
-            </w:pPr>
-            <w:r>
-              <w:rPr>
-                <w:b/>
-                <w:bCs/>
-                <w:color w:val="8186EF"/>
-                <w:sz w:val="16"/>
-                <w:szCs w:val="16"/>
-              </w:rPr>
-              <w:t xml:space="preserve">17  </w:t>
-            </w:r>
-            <w:r>
-              <w:rPr>
-                <w:sz w:val="17"/>
-                <w:szCs w:val="17"/>
-              </w:rPr>
-              <w:t xml:space="preserve">Net sales: — · deduct</w:t>
-            </w:r>
-          </w:p>
-        </w:tc>
-        <w:tc>
-          <w:tcPr>
-            <w:tcW w:type="pct" w:w="1667"/>
-            <w:tcMar>
-              <w:top w:type="dxa" w:w="40"/>
-              <w:left w:type="dxa" w:w="100"/>
-              <w:bottom w:type="dxa" w:w="40"/>
-              <w:right w:type="dxa" w:w="100"/>
-            </w:tcMar>
-          </w:tcPr>
-          <w:p>
-            <w:pPr>
-              <w:spacing w:before="22" w:after="22"/>
-            </w:pPr>
-            <w:r>
-              <w:rPr>
-                <w:b/>
-                <w:bCs/>
-                <w:color w:val="8186EF"/>
-                <w:sz w:val="16"/>
-                <w:szCs w:val="16"/>
-              </w:rPr>
-              <w:t xml:space="preserve">27  </w:t>
-            </w:r>
-            <w:r>
-              <w:rPr>
-                <w:sz w:val="17"/>
-                <w:szCs w:val="17"/>
-              </w:rPr>
-              <w:t xml:space="preserve">Compare with the model earlier in this handout.</w:t>
+              <w:t xml:space="preserve">deduct: Purchase returns, Purchase discounts</w:t>
+            </w:r>
+          </w:p>
+        </w:tc>
+        <w:tc>
+          <w:tcPr>
+            <w:tcW w:type="pct" w:w="1667"/>
+            <w:tcMar>
+              <w:top w:type="dxa" w:w="40"/>
+              <w:left w:type="dxa" w:w="100"/>
+              <w:bottom w:type="dxa" w:w="40"/>
+              <w:right w:type="dxa" w:w="100"/>
+            </w:tcMar>
+          </w:tcPr>
+          <w:p>
+            <w:pPr>
+              <w:spacing w:before="22" w:after="22"/>
+            </w:pPr>
+            <w:r>
+              <w:rPr>
+                <w:b/>
+                <w:bCs/>
+                <w:color w:val="8186EF"/>
+                <w:sz w:val="16"/>
+                <w:szCs w:val="16"/>
+              </w:rPr>
+              <w:t xml:space="preserve">15  </w:t>
+            </w:r>
+            <w:r>
+              <w:rPr>
+                <w:sz w:val="17"/>
+                <w:szCs w:val="17"/>
+              </w:rPr>
+              <w:t xml:space="preserve">C</w:t>
+            </w:r>
+          </w:p>
+        </w:tc>
+        <w:tc>
+          <w:tcPr>
+            <w:tcW w:type="pct" w:w="1667"/>
+            <w:tcMar>
+              <w:top w:type="dxa" w:w="40"/>
+              <w:left w:type="dxa" w:w="100"/>
+              <w:bottom w:type="dxa" w:w="40"/>
+              <w:right w:type="dxa" w:w="100"/>
+            </w:tcMar>
+          </w:tcPr>
+          <w:p>
+            <w:pPr>
+              <w:spacing w:before="24" w:after="24"/>
+            </w:pPr>
+            <w:r>
+              <w:rPr>
+                <w:sz w:val="16"/>
+                <w:szCs w:val="16"/>
+              </w:rPr>
+              <w:t xml:space="preserve"/>
             </w:r>
           </w:p>
         </w:tc>
@@ -3622,7 +3347,7 @@
                 <w:sz w:val="17"/>
                 <w:szCs w:val="17"/>
               </w:rPr>
-              <w:t xml:space="preserve">B</w:t>
+              <w:t xml:space="preserve">—: Net markups, Net markdowns, Net sales, Normal shrinkage and employee discounts</w:t>
             </w:r>
           </w:p>
         </w:tc>
@@ -3649,202 +3374,7 @@
                 <w:sz w:val="16"/>
                 <w:szCs w:val="16"/>
               </w:rPr>
-              <w:t xml:space="preserve">18  </w:t>
-            </w:r>
-            <w:r>
-              <w:rPr>
-                <w:sz w:val="17"/>
-                <w:szCs w:val="17"/>
-              </w:rPr>
-              <w:t xml:space="preserve">Normal shrinkage and employee discounts: — · deduct (after the ratio)</w:t>
-            </w:r>
-          </w:p>
-        </w:tc>
-        <w:tc>
-          <w:tcPr>
-            <w:tcW w:type="pct" w:w="1667"/>
-            <w:shd w:fill="FBFAF6" w:val="clear"/>
-            <w:tcMar>
-              <w:top w:type="dxa" w:w="40"/>
-              <w:left w:type="dxa" w:w="100"/>
-              <w:bottom w:type="dxa" w:w="40"/>
-              <w:right w:type="dxa" w:w="100"/>
-            </w:tcMar>
-          </w:tcPr>
-          <w:p>
-            <w:pPr>
-              <w:spacing w:before="22" w:after="22"/>
-            </w:pPr>
-            <w:r>
-              <w:rPr>
-                <w:b/>
-                <w:bCs/>
-                <w:color w:val="8186EF"/>
-                <w:sz w:val="16"/>
-                <w:szCs w:val="16"/>
-              </w:rPr>
-              <w:t xml:space="preserve">28  </w:t>
-            </w:r>
-            <w:r>
-              <w:rPr>
-                <w:sz w:val="17"/>
-                <w:szCs w:val="17"/>
-              </w:rPr>
-              <w:t xml:space="preserve">Retailers sell thousands of items. They know the selling price of every item on the shelf, but tracking the cost of each one is expensive. The retail inventory method estimates ending inventory at cost from retail prices. It uses a cost-to-retail ratio: goods available at cost divided by goods available at retail.</w:t>
-            </w:r>
-          </w:p>
-        </w:tc>
-      </w:tr>
-      <w:tr>
-        <w:tc>
-          <w:tcPr>
-            <w:tcW w:type="pct" w:w="1667"/>
-            <w:tcMar>
-              <w:top w:type="dxa" w:w="40"/>
-              <w:left w:type="dxa" w:w="100"/>
-              <w:bottom w:type="dxa" w:w="40"/>
-              <w:right w:type="dxa" w:w="100"/>
-            </w:tcMar>
-          </w:tcPr>
-          <w:p>
-            <w:pPr>
-              <w:spacing w:before="22" w:after="22"/>
-            </w:pPr>
-            <w:r>
-              <w:rPr>
-                <w:b/>
-                <w:bCs/>
-                <w:color w:val="8186EF"/>
-                <w:sz w:val="16"/>
-                <w:szCs w:val="16"/>
-              </w:rPr>
-              <w:t xml:space="preserve">9  </w:t>
-            </w:r>
-            <w:r>
-              <w:rPr>
-                <w:sz w:val="17"/>
-                <w:szCs w:val="17"/>
-              </w:rPr>
-              <w:t xml:space="preserve">F</w:t>
-            </w:r>
-          </w:p>
-        </w:tc>
-        <w:tc>
-          <w:tcPr>
-            <w:tcW w:type="pct" w:w="1667"/>
-            <w:tcMar>
-              <w:top w:type="dxa" w:w="40"/>
-              <w:left w:type="dxa" w:w="100"/>
-              <w:bottom w:type="dxa" w:w="40"/>
-              <w:right w:type="dxa" w:w="100"/>
-            </w:tcMar>
-          </w:tcPr>
-          <w:p>
-            <w:pPr>
-              <w:spacing w:before="22" w:after="22"/>
-            </w:pPr>
-            <w:r>
-              <w:rPr>
-                <w:b/>
-                <w:bCs/>
-                <w:color w:val="8186EF"/>
-                <w:sz w:val="16"/>
-                <w:szCs w:val="16"/>
-              </w:rPr>
-              <w:t xml:space="preserve">19  </w:t>
-            </w:r>
-            <w:r>
-              <w:rPr>
-                <w:sz w:val="17"/>
-                <w:szCs w:val="17"/>
-              </w:rPr>
-              <w:t xml:space="preserve">C</w:t>
-            </w:r>
-          </w:p>
-        </w:tc>
-        <w:tc>
-          <w:tcPr>
-            <w:tcW w:type="pct" w:w="1667"/>
-            <w:tcMar>
-              <w:top w:type="dxa" w:w="40"/>
-              <w:left w:type="dxa" w:w="100"/>
-              <w:bottom w:type="dxa" w:w="40"/>
-              <w:right w:type="dxa" w:w="100"/>
-            </w:tcMar>
-          </w:tcPr>
-          <w:p>
-            <w:pPr>
-              <w:spacing w:before="24" w:after="24"/>
-            </w:pPr>
-            <w:r>
-              <w:rPr>
-                <w:sz w:val="16"/>
-                <w:szCs w:val="16"/>
-              </w:rPr>
-              <w:t xml:space="preserve"/>
-            </w:r>
-          </w:p>
-        </w:tc>
-      </w:tr>
-      <w:tr>
-        <w:tc>
-          <w:tcPr>
-            <w:tcW w:type="pct" w:w="1667"/>
-            <w:shd w:fill="FBFAF6" w:val="clear"/>
-            <w:tcMar>
-              <w:top w:type="dxa" w:w="40"/>
-              <w:left w:type="dxa" w:w="100"/>
-              <w:bottom w:type="dxa" w:w="40"/>
-              <w:right w:type="dxa" w:w="100"/>
-            </w:tcMar>
-          </w:tcPr>
-          <w:p>
-            <w:pPr>
-              <w:spacing w:before="22" w:after="22"/>
-            </w:pPr>
-            <w:r>
-              <w:rPr>
-                <w:b/>
-                <w:bCs/>
-                <w:color w:val="8186EF"/>
-                <w:sz w:val="16"/>
-                <w:szCs w:val="16"/>
-              </w:rPr>
-              <w:t xml:space="preserve">10  </w:t>
-            </w:r>
-            <w:r>
-              <w:rPr>
-                <w:sz w:val="17"/>
-                <w:szCs w:val="17"/>
-              </w:rPr>
-              <w:t xml:space="preserve">add: Freight-in</w:t>
-            </w:r>
-          </w:p>
-        </w:tc>
-        <w:tc>
-          <w:tcPr>
-            <w:tcW w:type="pct" w:w="1667"/>
-            <w:shd w:fill="FBFAF6" w:val="clear"/>
-            <w:tcMar>
-              <w:top w:type="dxa" w:w="40"/>
-              <w:left w:type="dxa" w:w="100"/>
-              <w:bottom w:type="dxa" w:w="40"/>
-              <w:right w:type="dxa" w:w="100"/>
-            </w:tcMar>
-          </w:tcPr>
-          <w:p>
-            <w:pPr>
-              <w:spacing w:before="22" w:after="22"/>
-            </w:pPr>
-            <w:r>
-              <w:rPr>
-                <w:b/>
-                <w:bCs/>
-                <w:color w:val="8186EF"/>
-                <w:sz w:val="16"/>
-                <w:szCs w:val="16"/>
-              </w:rPr>
-              <w:t xml:space="preserve">20  </w:t>
+              <w:t xml:space="preserve">16  </w:t>
             </w:r>
             <w:r>
               <w:rPr>
@@ -3917,7 +3447,7 @@
           <w:sz w:val="16"/>
           <w:szCs w:val="16"/>
         </w:rPr>
-        <w:t xml:space="preserve">The book writes: “The retail inventory method estimates ending inventory at cost from retail prices. It uses a cost-to-retail ratio: goods available at cost divided by goods available at retail. A markup raises the selling price above the original retail price. The conventional retail method includes net markups in the ratio but leaves out net markdowns.”</w:t>
+        <w:t xml:space="preserve">The book writes: “The retail inventory method estimates ending inventory at cost from retail prices. It uses a cost-to-retail ratio: goods available at cost divided by goods available at retail. Retail prices change during the year. A markup raises the selling price above the original retail price. The conventional retail method includes net markups in the ratio but leaves out net markdowns.”</w:t>
       </w:r>
     </w:p>
     <w:p>
@@ -3940,7 +3470,7 @@
           <w:sz w:val="16"/>
           <w:szCs w:val="16"/>
         </w:rPr>
-        <w:t xml:space="preserve">The book writes: “It uses a cost-to-retail ratio: goods available at cost divided by goods available at retail. A markup raises the selling price above the original retail price. The conventional retail method includes net markups in the ratio but leaves out net markdowns.”</w:t>
+        <w:t xml:space="preserve">The book writes: “The gross profit method estimates ending inventory from the usual gross profit rate. It is used for interim reports, to check a physical count, and to estimate inventory lost in a fire or a theft. It is not acceptable for annual financial statements.”</w:t>
       </w:r>
     </w:p>
     <w:p>
@@ -3963,7 +3493,7 @@
           <w:sz w:val="16"/>
           <w:szCs w:val="16"/>
         </w:rPr>
-        <w:t xml:space="preserve">The book writes: “For example, a markup of one half on cost is a gross profit rate of one third on sales. Conventional retail: markups IN the ratio, markdowns OUT. Freight-in goes in the cost column only; normal shrinkage is deducted from retail after the ratio.”</w:t>
+        <w:t xml:space="preserve">The book writes: “For example, a markup of one half on cost is a gross profit rate of one third on sales. Conventional retail: markups IN the ratio, markdowns OUT. Freight-in goes in the cost column only; normal shrinkage is deducted from retail after the ratio. A. included in the cost-to-retail ratio.”</w:t>
       </w:r>
     </w:p>
     <w:p>
@@ -3986,7 +3516,7 @@
           <w:sz w:val="16"/>
           <w:szCs w:val="16"/>
         </w:rPr>
-        <w:t xml:space="preserve">The book pairs Freight-in with “add”.</w:t>
+        <w:t xml:space="preserve">The framework defines the elements, and every amount belongs to one of them.</w:t>
       </w:r>
     </w:p>
     <w:p>
@@ -4009,7 +3539,7 @@
           <w:sz w:val="16"/>
           <w:szCs w:val="16"/>
         </w:rPr>
-        <w:t xml:space="preserve">The book’s own table gives add as the cost column of Freight-in.</w:t>
+        <w:t xml:space="preserve">The book’s own table gives deduct as the retail column of Purchase returns.</w:t>
       </w:r>
     </w:p>
     <w:p>
@@ -4025,14 +3555,14 @@
           <w:sz w:val="16"/>
           <w:szCs w:val="16"/>
         </w:rPr>
-        <w:t xml:space="preserve">6  </w:t>
-      </w:r>
-      <w:r>
-        <w:rPr>
-          <w:sz w:val="16"/>
-          <w:szCs w:val="16"/>
-        </w:rPr>
-        <w:t xml:space="preserve">The book’s own table gives deduct as the cost column of Purchase returns.</w:t>
+        <w:t xml:space="preserve">15  </w:t>
+      </w:r>
+      <w:r>
+        <w:rPr>
+          <w:sz w:val="16"/>
+          <w:szCs w:val="16"/>
+        </w:rPr>
+        <w:t xml:space="preserve">Interim write-downs may be recovered within the same fiscal year, up to the original loss. A is wrong: The no-reversal rule is for later annual periods, not quarters of the same year. B is wrong: Recovery is limited to the amount written down; inventory never goes above cost.</w:t>
       </w:r>
     </w:p>
     <w:p>
@@ -4048,14 +3578,14 @@
           <w:sz w:val="16"/>
           <w:szCs w:val="16"/>
         </w:rPr>
-        <w:t xml:space="preserve">7  </w:t>
-      </w:r>
-      <w:r>
-        <w:rPr>
-          <w:sz w:val="16"/>
-          <w:szCs w:val="16"/>
-        </w:rPr>
-        <w:t xml:space="preserve">The book’s own table gives deduct as the cost column of Purchase discounts.</w:t>
+        <w:t xml:space="preserve">16  </w:t>
+      </w:r>
+      <w:r>
+        <w:rPr>
+          <w:sz w:val="16"/>
+          <w:szCs w:val="16"/>
+        </w:rPr>
+        <w:t xml:space="preserve">Every cycle settles one rule and shows where it comes from.</w:t>
       </w:r>
     </w:p>
     <w:p>
@@ -4071,14 +3601,14 @@
           <w:sz w:val="16"/>
           <w:szCs w:val="16"/>
         </w:rPr>
-        <w:t xml:space="preserve">8  </w:t>
-      </w:r>
-      <w:r>
-        <w:rPr>
-          <w:sz w:val="16"/>
-          <w:szCs w:val="16"/>
-        </w:rPr>
-        <w:t xml:space="preserve">The book’s own table gives add (before the ratio) as the retail column of Net markups.</w:t>
+        <w:t xml:space="preserve">17  </w:t>
+      </w:r>
+      <w:r>
+        <w:rPr>
+          <w:sz w:val="16"/>
+          <w:szCs w:val="16"/>
+        </w:rPr>
+        <w:t xml:space="preserve">CMA questions use exact terms, and one word can change the answer.</w:t>
       </w:r>
     </w:p>
     <w:p>
@@ -4094,14 +3624,14 @@
           <w:sz w:val="16"/>
           <w:szCs w:val="16"/>
         </w:rPr>
-        <w:t xml:space="preserve">9  </w:t>
-      </w:r>
-      <w:r>
-        <w:rPr>
-          <w:sz w:val="16"/>
-          <w:szCs w:val="16"/>
-        </w:rPr>
-        <w:t xml:space="preserve">The book pairs Purchase returns with “deduct”, not with “—”.</w:t>
+        <w:t xml:space="preserve">18  </w:t>
+      </w:r>
+      <w:r>
+        <w:rPr>
+          <w:sz w:val="16"/>
+          <w:szCs w:val="16"/>
+        </w:rPr>
+        <w:t xml:space="preserve">The term tables in each section are the book’s own.</w:t>
       </w:r>
     </w:p>
     <w:p>
@@ -4124,7 +3654,7 @@
           <w:sz w:val="16"/>
           <w:szCs w:val="16"/>
         </w:rPr>
-        <w:t xml:space="preserve">FIFO gives the same result under both systems. A is wrong: Only LIFO and average results can change with the system. B is wrong: Only LIFO and average results can change with the system.</w:t>
+        <w:t xml:space="preserve">The book’s own table gives deduct (after the ratio) as the retail column of Normal shrinkage and employee discounts.</w:t>
       </w:r>
     </w:p>
     <w:p>
@@ -4141,144 +3671,6 @@
           <w:szCs w:val="16"/>
         </w:rPr>
         <w:t xml:space="preserve">20  </w:t>
-      </w:r>
-      <w:r>
-        <w:rPr>
-          <w:sz w:val="16"/>
-          <w:szCs w:val="16"/>
-        </w:rPr>
-        <w:t xml:space="preserve">Higher ending inventory means lower cost of goods sold. B is wrong: This reverses the direction. C is wrong: Ending inventory directly changes cost of goods sold.</w:t>
-      </w:r>
-    </w:p>
-    <w:p>
-      <w:pPr>
-        <w:spacing w:after="18"/>
-        <w:ind w:left="300" w:hanging="300"/>
-      </w:pPr>
-      <w:r>
-        <w:rPr>
-          <w:b/>
-          <w:bCs/>
-          <w:color w:val="8186EF"/>
-          <w:sz w:val="16"/>
-          <w:szCs w:val="16"/>
-        </w:rPr>
-        <w:t xml:space="preserve">21  </w:t>
-      </w:r>
-      <w:r>
-        <w:rPr>
-          <w:sz w:val="16"/>
-          <w:szCs w:val="16"/>
-        </w:rPr>
-        <w:t xml:space="preserve">IAS 2 requires the reversal, limited to the original write-down. A is wrong: IAS 2 does not allow LIFO. C is wrong: IAS 2 has no LCM test; all inventory uses LCNRV.</w:t>
-      </w:r>
-    </w:p>
-    <w:p>
-      <w:pPr>
-        <w:spacing w:after="18"/>
-        <w:ind w:left="300" w:hanging="300"/>
-      </w:pPr>
-      <w:r>
-        <w:rPr>
-          <w:b/>
-          <w:bCs/>
-          <w:color w:val="8186EF"/>
-          <w:sz w:val="16"/>
-          <w:szCs w:val="16"/>
-        </w:rPr>
-        <w:t xml:space="preserve">22  </w:t>
-      </w:r>
-      <w:r>
-        <w:rPr>
-          <w:sz w:val="16"/>
-          <w:szCs w:val="16"/>
-        </w:rPr>
-        <w:t xml:space="preserve">FIFO gives the same result under both systems. A is wrong: Only LIFO and average results can change with the system. B is wrong: Only LIFO and average results can change with the system.</w:t>
-      </w:r>
-    </w:p>
-    <w:p>
-      <w:pPr>
-        <w:spacing w:after="18"/>
-        <w:ind w:left="300" w:hanging="300"/>
-      </w:pPr>
-      <w:r>
-        <w:rPr>
-          <w:b/>
-          <w:bCs/>
-          <w:color w:val="8186EF"/>
-          <w:sz w:val="16"/>
-          <w:szCs w:val="16"/>
-        </w:rPr>
-        <w:t xml:space="preserve">23  </w:t>
-      </w:r>
-      <w:r>
-        <w:rPr>
-          <w:sz w:val="16"/>
-          <w:szCs w:val="16"/>
-        </w:rPr>
-        <w:t xml:space="preserve">CMA questions use exact terms, and one word can change the answer.</w:t>
-      </w:r>
-    </w:p>
-    <w:p>
-      <w:pPr>
-        <w:spacing w:after="18"/>
-        <w:ind w:left="300" w:hanging="300"/>
-      </w:pPr>
-      <w:r>
-        <w:rPr>
-          <w:b/>
-          <w:bCs/>
-          <w:color w:val="8186EF"/>
-          <w:sz w:val="16"/>
-          <w:szCs w:val="16"/>
-        </w:rPr>
-        <w:t xml:space="preserve">24  </w:t>
-      </w:r>
-      <w:r>
-        <w:rPr>
-          <w:sz w:val="16"/>
-          <w:szCs w:val="16"/>
-        </w:rPr>
-        <w:t xml:space="preserve">The term tables in each section are the book’s own.</w:t>
-      </w:r>
-    </w:p>
-    <w:p>
-      <w:pPr>
-        <w:spacing w:after="18"/>
-        <w:ind w:left="300" w:hanging="300"/>
-      </w:pPr>
-      <w:r>
-        <w:rPr>
-          <w:b/>
-          <w:bCs/>
-          <w:color w:val="8186EF"/>
-          <w:sz w:val="16"/>
-          <w:szCs w:val="16"/>
-        </w:rPr>
-        <w:t xml:space="preserve">25  </w:t>
-      </w:r>
-      <w:r>
-        <w:rPr>
-          <w:sz w:val="16"/>
-          <w:szCs w:val="16"/>
-        </w:rPr>
-        <w:t xml:space="preserve">The exam marks the term, so the English word is the answer.</w:t>
-      </w:r>
-    </w:p>
-    <w:p>
-      <w:pPr>
-        <w:spacing w:after="18"/>
-        <w:ind w:left="300" w:hanging="300"/>
-      </w:pPr>
-      <w:r>
-        <w:rPr>
-          <w:b/>
-          <w:bCs/>
-          <w:color w:val="8186EF"/>
-          <w:sz w:val="16"/>
-          <w:szCs w:val="16"/>
-        </w:rPr>
-        <w:t xml:space="preserve">26  </w:t>
       </w:r>
       <w:r>
         <w:rPr>
@@ -4421,47 +3813,47 @@
                 <w:sz w:val="16"/>
                 <w:szCs w:val="16"/>
               </w:rPr>
-              <w:t xml:space="preserve">10  </w:t>
-            </w:r>
-            <w:r>
-              <w:rPr>
-                <w:sz w:val="17"/>
-                <w:szCs w:val="17"/>
-              </w:rPr>
-              <w:t xml:space="preserve">F</w:t>
-            </w:r>
-          </w:p>
-        </w:tc>
-        <w:tc>
-          <w:tcPr>
-            <w:tcW w:type="pct" w:w="1667"/>
-            <w:tcMar>
-              <w:top w:type="dxa" w:w="40"/>
-              <w:left w:type="dxa" w:w="100"/>
-              <w:bottom w:type="dxa" w:w="40"/>
-              <w:right w:type="dxa" w:w="100"/>
-            </w:tcMar>
-          </w:tcPr>
-          <w:p>
-            <w:pPr>
-              <w:spacing w:before="22" w:after="22"/>
-            </w:pPr>
-            <w:r>
-              <w:rPr>
-                <w:b/>
-                <w:bCs/>
-                <w:color w:val="8186EF"/>
-                <w:sz w:val="16"/>
-                <w:szCs w:val="16"/>
-              </w:rPr>
-              <w:t xml:space="preserve">19  </w:t>
-            </w:r>
-            <w:r>
-              <w:rPr>
-                <w:sz w:val="17"/>
-                <w:szCs w:val="17"/>
-              </w:rPr>
-              <w:t xml:space="preserve">Cost of records: Moderate · Higher (layers, conformity) · Low · High</w:t>
+              <w:t xml:space="preserve">9  </w:t>
+            </w:r>
+            <w:r>
+              <w:rPr>
+                <w:sz w:val="17"/>
+                <w:szCs w:val="17"/>
+              </w:rPr>
+              <w:t xml:space="preserve">Yes: Allowed under IFRS?</w:t>
+            </w:r>
+          </w:p>
+        </w:tc>
+        <w:tc>
+          <w:tcPr>
+            <w:tcW w:type="pct" w:w="1667"/>
+            <w:tcMar>
+              <w:top w:type="dxa" w:w="40"/>
+              <w:left w:type="dxa" w:w="100"/>
+              <w:bottom w:type="dxa" w:w="40"/>
+              <w:right w:type="dxa" w:w="100"/>
+            </w:tcMar>
+          </w:tcPr>
+          <w:p>
+            <w:pPr>
+              <w:spacing w:before="22" w:after="22"/>
+            </w:pPr>
+            <w:r>
+              <w:rPr>
+                <w:b/>
+                <w:bCs/>
+                <w:color w:val="8186EF"/>
+                <w:sz w:val="16"/>
+                <w:szCs w:val="16"/>
+              </w:rPr>
+              <w:t xml:space="preserve">17  </w:t>
+            </w:r>
+            <w:r>
+              <w:rPr>
+                <w:sz w:val="17"/>
+                <w:szCs w:val="17"/>
+              </w:rPr>
+              <w:t xml:space="preserve">T</w:t>
             </w:r>
           </w:p>
         </w:tc>
@@ -4497,7 +3889,7 @@
                 <w:sz w:val="17"/>
                 <w:szCs w:val="17"/>
               </w:rPr>
-              <w:t xml:space="preserve">identification · management · out-of-date</w:t>
+              <w:t xml:space="preserve">trade-off · statements · out-of-date</w:t>
             </w:r>
           </w:p>
         </w:tc>
@@ -4524,14 +3916,14 @@
                 <w:sz w:val="16"/>
                 <w:szCs w:val="16"/>
               </w:rPr>
-              <w:t xml:space="preserve">11  </w:t>
-            </w:r>
-            <w:r>
-              <w:rPr>
-                <w:sz w:val="17"/>
-                <w:szCs w:val="17"/>
-              </w:rPr>
-              <w:t xml:space="preserve">Between the two: Balance sheet (inventory), Taxes when prices rise</w:t>
+              <w:t xml:space="preserve">10  </w:t>
+            </w:r>
+            <w:r>
+              <w:rPr>
+                <w:sz w:val="17"/>
+                <w:szCs w:val="17"/>
+              </w:rPr>
+              <w:t xml:space="preserve">Income statement: Includes holding gains when prices rise · Matches current costs with revenues · Smooths price changes · Exact matching</w:t>
             </w:r>
           </w:p>
         </w:tc>
@@ -4558,7 +3950,7 @@
                 <w:sz w:val="16"/>
                 <w:szCs w:val="16"/>
               </w:rPr>
-              <w:t xml:space="preserve">20  </w:t>
+              <w:t xml:space="preserve">18  </w:t>
             </w:r>
             <w:r>
               <w:rPr>
@@ -4600,66 +3992,66 @@
                 <w:sz w:val="17"/>
                 <w:szCs w:val="17"/>
               </w:rPr>
-              <w:t xml:space="preserve">realistic · includes · inventory</w:t>
-            </w:r>
-          </w:p>
-        </w:tc>
-        <w:tc>
-          <w:tcPr>
-            <w:tcW w:type="pct" w:w="1667"/>
-            <w:tcMar>
-              <w:top w:type="dxa" w:w="40"/>
-              <w:left w:type="dxa" w:w="100"/>
-              <w:bottom w:type="dxa" w:w="40"/>
-              <w:right w:type="dxa" w:w="100"/>
-            </w:tcMar>
-          </w:tcPr>
-          <w:p>
-            <w:pPr>
-              <w:spacing w:before="22" w:after="22"/>
-            </w:pPr>
-            <w:r>
-              <w:rPr>
-                <w:b/>
-                <w:bCs/>
-                <w:color w:val="8186EF"/>
-                <w:sz w:val="16"/>
-                <w:szCs w:val="16"/>
-              </w:rPr>
-              <w:t xml:space="preserve">12  </w:t>
-            </w:r>
-            <w:r>
-              <w:rPr>
-                <w:sz w:val="17"/>
-                <w:szCs w:val="17"/>
-              </w:rPr>
-              <w:t xml:space="preserve">Low: Risk of manipulation, Cost of records</w:t>
-            </w:r>
-          </w:p>
-        </w:tc>
-        <w:tc>
-          <w:tcPr>
-            <w:tcW w:type="pct" w:w="1667"/>
-            <w:tcMar>
-              <w:top w:type="dxa" w:w="40"/>
-              <w:left w:type="dxa" w:w="100"/>
-              <w:bottom w:type="dxa" w:w="40"/>
-              <w:right w:type="dxa" w:w="100"/>
-            </w:tcMar>
-          </w:tcPr>
-          <w:p>
-            <w:pPr>
-              <w:spacing w:before="22" w:after="22"/>
-            </w:pPr>
-            <w:r>
-              <w:rPr>
-                <w:b/>
-                <w:bCs/>
-                <w:color w:val="8186EF"/>
-                <w:sz w:val="16"/>
-                <w:szCs w:val="16"/>
-              </w:rPr>
-              <w:t xml:space="preserve">21  </w:t>
+              <w:t xml:space="preserve">overstates · physical · management</w:t>
+            </w:r>
+          </w:p>
+        </w:tc>
+        <w:tc>
+          <w:tcPr>
+            <w:tcW w:type="pct" w:w="1667"/>
+            <w:tcMar>
+              <w:top w:type="dxa" w:w="40"/>
+              <w:left w:type="dxa" w:w="100"/>
+              <w:bottom w:type="dxa" w:w="40"/>
+              <w:right w:type="dxa" w:w="100"/>
+            </w:tcMar>
+          </w:tcPr>
+          <w:p>
+            <w:pPr>
+              <w:spacing w:before="22" w:after="22"/>
+            </w:pPr>
+            <w:r>
+              <w:rPr>
+                <w:b/>
+                <w:bCs/>
+                <w:color w:val="8186EF"/>
+                <w:sz w:val="16"/>
+                <w:szCs w:val="16"/>
+              </w:rPr>
+              <w:t xml:space="preserve">11  </w:t>
+            </w:r>
+            <w:r>
+              <w:rPr>
+                <w:sz w:val="17"/>
+                <w:szCs w:val="17"/>
+              </w:rPr>
+              <w:t xml:space="preserve">Taxes when prices rise: Highest · Lowest (tax deferral) · Between the two · Depends on items sold</w:t>
+            </w:r>
+          </w:p>
+        </w:tc>
+        <w:tc>
+          <w:tcPr>
+            <w:tcW w:type="pct" w:w="1667"/>
+            <w:tcMar>
+              <w:top w:type="dxa" w:w="40"/>
+              <w:left w:type="dxa" w:w="100"/>
+              <w:bottom w:type="dxa" w:w="40"/>
+              <w:right w:type="dxa" w:w="100"/>
+            </w:tcMar>
+          </w:tcPr>
+          <w:p>
+            <w:pPr>
+              <w:spacing w:before="22" w:after="22"/>
+            </w:pPr>
+            <w:r>
+              <w:rPr>
+                <w:b/>
+                <w:bCs/>
+                <w:color w:val="8186EF"/>
+                <w:sz w:val="16"/>
+                <w:szCs w:val="16"/>
+              </w:rPr>
+              <w:t xml:space="preserve">19  </w:t>
             </w:r>
             <w:r>
               <w:rPr>
@@ -4729,14 +4121,14 @@
                 <w:sz w:val="16"/>
                 <w:szCs w:val="16"/>
               </w:rPr>
-              <w:t xml:space="preserve">13  </w:t>
-            </w:r>
-            <w:r>
-              <w:rPr>
-                <w:sz w:val="17"/>
-                <w:szCs w:val="17"/>
-              </w:rPr>
-              <w:t xml:space="preserve">Smooths price changes: Income statement</w:t>
+              <w:t xml:space="preserve">12  </w:t>
+            </w:r>
+            <w:r>
+              <w:rPr>
+                <w:sz w:val="17"/>
+                <w:szCs w:val="17"/>
+              </w:rPr>
+              <w:t xml:space="preserve">Allowed under IFRS?: Yes · No · Yes · Yes (required for unique items)</w:t>
             </w:r>
           </w:p>
         </w:tc>
@@ -4763,14 +4155,14 @@
                 <w:sz w:val="16"/>
                 <w:szCs w:val="16"/>
               </w:rPr>
-              <w:t xml:space="preserve">22  </w:t>
-            </w:r>
-            <w:r>
-              <w:rPr>
-                <w:sz w:val="17"/>
-                <w:szCs w:val="17"/>
-              </w:rPr>
-              <w:t xml:space="preserve">T</w:t>
+              <w:t xml:space="preserve">20  </w:t>
+            </w:r>
+            <w:r>
+              <w:rPr>
+                <w:sz w:val="17"/>
+                <w:szCs w:val="17"/>
+              </w:rPr>
+              <w:t xml:space="preserve">A</w:t>
             </w:r>
           </w:p>
         </w:tc>
@@ -4831,47 +4223,47 @@
                 <w:sz w:val="16"/>
                 <w:szCs w:val="16"/>
               </w:rPr>
-              <w:t xml:space="preserve">14  </w:t>
-            </w:r>
-            <w:r>
-              <w:rPr>
-                <w:sz w:val="17"/>
-                <w:szCs w:val="17"/>
-              </w:rPr>
-              <w:t xml:space="preserve">Yes: Allowed under IFRS?</w:t>
-            </w:r>
-          </w:p>
-        </w:tc>
-        <w:tc>
-          <w:tcPr>
-            <w:tcW w:type="pct" w:w="1667"/>
-            <w:tcMar>
-              <w:top w:type="dxa" w:w="40"/>
-              <w:left w:type="dxa" w:w="100"/>
-              <w:bottom w:type="dxa" w:w="40"/>
-              <w:right w:type="dxa" w:w="100"/>
-            </w:tcMar>
-          </w:tcPr>
-          <w:p>
-            <w:pPr>
-              <w:spacing w:before="22" w:after="22"/>
-            </w:pPr>
-            <w:r>
-              <w:rPr>
-                <w:b/>
-                <w:bCs/>
-                <w:color w:val="8186EF"/>
-                <w:sz w:val="16"/>
-                <w:szCs w:val="16"/>
-              </w:rPr>
-              <w:t xml:space="preserve">23  </w:t>
-            </w:r>
-            <w:r>
-              <w:rPr>
-                <w:sz w:val="17"/>
-                <w:szCs w:val="17"/>
-              </w:rPr>
-              <w:t xml:space="preserve">T</w:t>
+              <w:t xml:space="preserve">13  </w:t>
+            </w:r>
+            <w:r>
+              <w:rPr>
+                <w:sz w:val="17"/>
+                <w:szCs w:val="17"/>
+              </w:rPr>
+              <w:t xml:space="preserve">Risk of manipulation: Low · Year-end purchases; liquidations · Low · High for identical items</w:t>
+            </w:r>
+          </w:p>
+        </w:tc>
+        <w:tc>
+          <w:tcPr>
+            <w:tcW w:type="pct" w:w="1667"/>
+            <w:tcMar>
+              <w:top w:type="dxa" w:w="40"/>
+              <w:left w:type="dxa" w:w="100"/>
+              <w:bottom w:type="dxa" w:w="40"/>
+              <w:right w:type="dxa" w:w="100"/>
+            </w:tcMar>
+          </w:tcPr>
+          <w:p>
+            <w:pPr>
+              <w:spacing w:before="22" w:after="22"/>
+            </w:pPr>
+            <w:r>
+              <w:rPr>
+                <w:b/>
+                <w:bCs/>
+                <w:color w:val="8186EF"/>
+                <w:sz w:val="16"/>
+                <w:szCs w:val="16"/>
+              </w:rPr>
+              <w:t xml:space="preserve">21  </w:t>
+            </w:r>
+            <w:r>
+              <w:rPr>
+                <w:sz w:val="17"/>
+                <w:szCs w:val="17"/>
+              </w:rPr>
+              <w:t xml:space="preserve">Compare with the model earlier in this handout.</w:t>
             </w:r>
           </w:p>
         </w:tc>
@@ -4907,7 +4299,7 @@
                 <w:sz w:val="17"/>
                 <w:szCs w:val="17"/>
               </w:rPr>
-              <w:t xml:space="preserve">B</w:t>
+              <w:t xml:space="preserve">Between the two: Balance sheet (inventory), Taxes when prices rise</w:t>
             </w:r>
           </w:p>
         </w:tc>
@@ -4934,14 +4326,14 @@
                 <w:sz w:val="16"/>
                 <w:szCs w:val="16"/>
               </w:rPr>
-              <w:t xml:space="preserve">15  </w:t>
-            </w:r>
-            <w:r>
-              <w:rPr>
-                <w:sz w:val="17"/>
-                <w:szCs w:val="17"/>
-              </w:rPr>
-              <w:t xml:space="preserve">Income statement: Includes holding gains when prices rise · Matches current costs with revenues · Smooths price changes · Exact matching</w:t>
+              <w:t xml:space="preserve">14  </w:t>
+            </w:r>
+            <w:r>
+              <w:rPr>
+                <w:sz w:val="17"/>
+                <w:szCs w:val="17"/>
+              </w:rPr>
+              <w:t xml:space="preserve">Cost of records: Moderate · Higher (layers, conformity) · Low · High</w:t>
             </w:r>
           </w:p>
         </w:tc>
@@ -4968,14 +4360,14 @@
                 <w:sz w:val="16"/>
                 <w:szCs w:val="16"/>
               </w:rPr>
-              <w:t xml:space="preserve">24  </w:t>
-            </w:r>
-            <w:r>
-              <w:rPr>
-                <w:sz w:val="17"/>
-                <w:szCs w:val="17"/>
-              </w:rPr>
-              <w:t xml:space="preserve">T</w:t>
+              <w:t xml:space="preserve">22  </w:t>
+            </w:r>
+            <w:r>
+              <w:rPr>
+                <w:sz w:val="17"/>
+                <w:szCs w:val="17"/>
+              </w:rPr>
+              <w:t xml:space="preserve">No method is best in every situation. Each one is strong on some goals and weak on others. Figure F08-08 compares them. Read it with two questions in mind: which statement does the method make more useful, and what does it cost the company?</w:t>
             </w:r>
           </w:p>
         </w:tc>
@@ -5010,6 +4402,39 @@
                 <w:sz w:val="17"/>
                 <w:szCs w:val="17"/>
               </w:rPr>
+              <w:t xml:space="preserve">Low: Risk of manipulation, Cost of records</w:t>
+            </w:r>
+          </w:p>
+        </w:tc>
+        <w:tc>
+          <w:tcPr>
+            <w:tcW w:type="pct" w:w="1667"/>
+            <w:tcMar>
+              <w:top w:type="dxa" w:w="40"/>
+              <w:left w:type="dxa" w:w="100"/>
+              <w:bottom w:type="dxa" w:w="40"/>
+              <w:right w:type="dxa" w:w="100"/>
+            </w:tcMar>
+          </w:tcPr>
+          <w:p>
+            <w:pPr>
+              <w:spacing w:before="22" w:after="22"/>
+            </w:pPr>
+            <w:r>
+              <w:rPr>
+                <w:b/>
+                <w:bCs/>
+                <w:color w:val="8186EF"/>
+                <w:sz w:val="16"/>
+                <w:szCs w:val="16"/>
+              </w:rPr>
+              <w:t xml:space="preserve">15  </w:t>
+            </w:r>
+            <w:r>
+              <w:rPr>
+                <w:sz w:val="17"/>
+                <w:szCs w:val="17"/>
+              </w:rPr>
               <w:t xml:space="preserve">D</w:t>
             </w:r>
           </w:p>
@@ -5026,57 +4451,14 @@
           </w:tcPr>
           <w:p>
             <w:pPr>
-              <w:spacing w:before="22" w:after="22"/>
-            </w:pPr>
-            <w:r>
-              <w:rPr>
-                <w:b/>
-                <w:bCs/>
-                <w:color w:val="8186EF"/>
-                <w:sz w:val="16"/>
-                <w:szCs w:val="16"/>
-              </w:rPr>
-              <w:t xml:space="preserve">16  </w:t>
-            </w:r>
-            <w:r>
-              <w:rPr>
-                <w:sz w:val="17"/>
-                <w:szCs w:val="17"/>
-              </w:rPr>
-              <w:t xml:space="preserve">Taxes when prices rise: Highest · Lowest (tax deferral) · Between the two · Depends on items sold</w:t>
-            </w:r>
-          </w:p>
-        </w:tc>
-        <w:tc>
-          <w:tcPr>
-            <w:tcW w:type="pct" w:w="1667"/>
-            <w:tcMar>
-              <w:top w:type="dxa" w:w="40"/>
-              <w:left w:type="dxa" w:w="100"/>
-              <w:bottom w:type="dxa" w:w="40"/>
-              <w:right w:type="dxa" w:w="100"/>
-            </w:tcMar>
-          </w:tcPr>
-          <w:p>
-            <w:pPr>
-              <w:spacing w:before="22" w:after="22"/>
-            </w:pPr>
-            <w:r>
-              <w:rPr>
-                <w:b/>
-                <w:bCs/>
-                <w:color w:val="8186EF"/>
-                <w:sz w:val="16"/>
-                <w:szCs w:val="16"/>
-              </w:rPr>
-              <w:t xml:space="preserve">25  </w:t>
-            </w:r>
-            <w:r>
-              <w:rPr>
-                <w:sz w:val="17"/>
-                <w:szCs w:val="17"/>
-              </w:rPr>
-              <w:t xml:space="preserve">A</w:t>
+              <w:spacing w:before="24" w:after="24"/>
+            </w:pPr>
+            <w:r>
+              <w:rPr>
+                <w:sz w:val="16"/>
+                <w:szCs w:val="16"/>
+              </w:rPr>
+              <w:t xml:space="preserve"/>
             </w:r>
           </w:p>
         </w:tc>
@@ -5112,7 +4494,7 @@
                 <w:sz w:val="17"/>
                 <w:szCs w:val="17"/>
               </w:rPr>
-              <w:t xml:space="preserve">D</w:t>
+              <w:t xml:space="preserve">Smooths price changes: Income statement</w:t>
             </w:r>
           </w:p>
         </w:tc>
@@ -5139,14 +4521,14 @@
                 <w:sz w:val="16"/>
                 <w:szCs w:val="16"/>
               </w:rPr>
-              <w:t xml:space="preserve">17  </w:t>
-            </w:r>
-            <w:r>
-              <w:rPr>
-                <w:sz w:val="17"/>
-                <w:szCs w:val="17"/>
-              </w:rPr>
-              <w:t xml:space="preserve">Allowed under IFRS?: Yes · No · Yes · Yes (required for unique items)</w:t>
+              <w:t xml:space="preserve">16  </w:t>
+            </w:r>
+            <w:r>
+              <w:rPr>
+                <w:sz w:val="17"/>
+                <w:szCs w:val="17"/>
+              </w:rPr>
+              <w:t xml:space="preserve">A</w:t>
             </w:r>
           </w:p>
         </w:tc>
@@ -5163,125 +4545,14 @@
           </w:tcPr>
           <w:p>
             <w:pPr>
-              <w:spacing w:before="22" w:after="22"/>
-            </w:pPr>
-            <w:r>
-              <w:rPr>
-                <w:b/>
-                <w:bCs/>
-                <w:color w:val="8186EF"/>
-                <w:sz w:val="16"/>
-                <w:szCs w:val="16"/>
-              </w:rPr>
-              <w:t xml:space="preserve">26  </w:t>
-            </w:r>
-            <w:r>
-              <w:rPr>
-                <w:sz w:val="17"/>
-                <w:szCs w:val="17"/>
-              </w:rPr>
-              <w:t xml:space="preserve">Compare with the model earlier in this handout.</w:t>
-            </w:r>
-          </w:p>
-        </w:tc>
-      </w:tr>
-      <w:tr>
-        <w:tc>
-          <w:tcPr>
-            <w:tcW w:type="pct" w:w="1667"/>
-            <w:tcMar>
-              <w:top w:type="dxa" w:w="40"/>
-              <w:left w:type="dxa" w:w="100"/>
-              <w:bottom w:type="dxa" w:w="40"/>
-              <w:right w:type="dxa" w:w="100"/>
-            </w:tcMar>
-          </w:tcPr>
-          <w:p>
-            <w:pPr>
-              <w:spacing w:before="22" w:after="22"/>
-            </w:pPr>
-            <w:r>
-              <w:rPr>
-                <w:b/>
-                <w:bCs/>
-                <w:color w:val="8186EF"/>
-                <w:sz w:val="16"/>
-                <w:szCs w:val="16"/>
-              </w:rPr>
-              <w:t xml:space="preserve">9  </w:t>
-            </w:r>
-            <w:r>
-              <w:rPr>
-                <w:sz w:val="17"/>
-                <w:szCs w:val="17"/>
-              </w:rPr>
-              <w:t xml:space="preserve">T</w:t>
-            </w:r>
-          </w:p>
-        </w:tc>
-        <w:tc>
-          <w:tcPr>
-            <w:tcW w:type="pct" w:w="1667"/>
-            <w:tcMar>
-              <w:top w:type="dxa" w:w="40"/>
-              <w:left w:type="dxa" w:w="100"/>
-              <w:bottom w:type="dxa" w:w="40"/>
-              <w:right w:type="dxa" w:w="100"/>
-            </w:tcMar>
-          </w:tcPr>
-          <w:p>
-            <w:pPr>
-              <w:spacing w:before="22" w:after="22"/>
-            </w:pPr>
-            <w:r>
-              <w:rPr>
-                <w:b/>
-                <w:bCs/>
-                <w:color w:val="8186EF"/>
-                <w:sz w:val="16"/>
-                <w:szCs w:val="16"/>
-              </w:rPr>
-              <w:t xml:space="preserve">18  </w:t>
-            </w:r>
-            <w:r>
-              <w:rPr>
-                <w:sz w:val="17"/>
-                <w:szCs w:val="17"/>
-              </w:rPr>
-              <w:t xml:space="preserve">Risk of manipulation: Low · Year-end purchases; liquidations · Low · High for identical items</w:t>
-            </w:r>
-          </w:p>
-        </w:tc>
-        <w:tc>
-          <w:tcPr>
-            <w:tcW w:type="pct" w:w="1667"/>
-            <w:tcMar>
-              <w:top w:type="dxa" w:w="40"/>
-              <w:left w:type="dxa" w:w="100"/>
-              <w:bottom w:type="dxa" w:w="40"/>
-              <w:right w:type="dxa" w:w="100"/>
-            </w:tcMar>
-          </w:tcPr>
-          <w:p>
-            <w:pPr>
-              <w:spacing w:before="22" w:after="22"/>
-            </w:pPr>
-            <w:r>
-              <w:rPr>
-                <w:b/>
-                <w:bCs/>
-                <w:color w:val="8186EF"/>
-                <w:sz w:val="16"/>
-                <w:szCs w:val="16"/>
-              </w:rPr>
-              <w:t xml:space="preserve">27  </w:t>
-            </w:r>
-            <w:r>
-              <w:rPr>
-                <w:sz w:val="17"/>
-                <w:szCs w:val="17"/>
-              </w:rPr>
-              <w:t xml:space="preserve">No method is best in every situation. Each one is strong on some goals and weak on others. Figure F08-08 compares them. Read it with two questions in mind: which statement does the method make more useful, and what does it cost the company?</w:t>
+              <w:spacing w:before="24" w:after="24"/>
+            </w:pPr>
+            <w:r>
+              <w:rPr>
+                <w:sz w:val="16"/>
+                <w:szCs w:val="16"/>
+              </w:rPr>
+              <w:t xml:space="preserve"/>
             </w:r>
           </w:p>
         </w:tc>
@@ -5323,7 +4594,7 @@
           <w:sz w:val="16"/>
           <w:szCs w:val="16"/>
         </w:rPr>
-        <w:t xml:space="preserve">The book writes: “Each one is strong on some goals and weak on others. The weighted average and specific identification have their own strengths. The weighted average is simple, smooths price changes and is hard to manipulate, but its results are neither fully current on the balance sheet nor on the income statement.”</w:t>
+        <w:t xml:space="preserve">The book writes: “The weighted average and specific identification have their own strengths. The weighted average is simple, smooths price changes and is hard to manipulate, but its results are neither fully current on the balance sheet nor on the income statement.”</w:t>
       </w:r>
     </w:p>
     <w:p>
@@ -5346,7 +4617,7 @@
           <w:sz w:val="16"/>
           <w:szCs w:val="16"/>
         </w:rPr>
-        <w:t xml:space="preserve">The book writes: “Specific identification gives exact matching for unique items, but for identical items it is costly and lets management choose which costs to report. The main trade-off is between the two statements. LIFO gives a more realistic income statement when prices change, but an out-of-date balance sheet.”</w:t>
+        <w:t xml:space="preserve">The book writes: “The main trade-off is between the two statements. LIFO gives a more realistic income statement when prices change, but an out-of-date balance sheet. FIFO gives a realistic balance sheet, but its income includes holding gains. The weighted average sits between them.”</w:t>
       </w:r>
     </w:p>
     <w:p>
@@ -5369,7 +4640,7 @@
           <w:sz w:val="16"/>
           <w:szCs w:val="16"/>
         </w:rPr>
-        <w:t xml:space="preserve">The book writes: “FIFO gives a realistic balance sheet, but its income includes holding gains. It matches current costs with current revenues. It shows inventory close to current cost.”</w:t>
+        <w:t xml:space="preserve">The book writes: “D. It needs the fewest records. A. it is not allowed under U.S. GAAP. B. it always overstates income. C. it ignores the physical flow of goods. D. management can choose which units to sell and so change income.”</w:t>
       </w:r>
     </w:p>
     <w:p>
@@ -5392,7 +4663,7 @@
           <w:sz w:val="16"/>
           <w:szCs w:val="16"/>
         </w:rPr>
-        <w:t xml:space="preserve">The book pairs Balance sheet (inventory) with “Close to current cost”.</w:t>
+        <w:t xml:space="preserve">The framework defines the elements, and every amount belongs to one of them.</w:t>
       </w:r>
     </w:p>
     <w:p>
@@ -5415,7 +4686,7 @@
           <w:sz w:val="16"/>
           <w:szCs w:val="16"/>
         </w:rPr>
-        <w:t xml:space="preserve">The book’s own table gives Close to current cost as the FIFO of Balance sheet (inventory).</w:t>
+        <w:t xml:space="preserve">The book’s own table pairs Balance sheet (inventory) with “Close to current cost”.</w:t>
       </w:r>
     </w:p>
     <w:p>
@@ -5431,14 +4702,14 @@
           <w:sz w:val="16"/>
           <w:szCs w:val="16"/>
         </w:rPr>
-        <w:t xml:space="preserve">6  </w:t>
-      </w:r>
-      <w:r>
-        <w:rPr>
-          <w:sz w:val="16"/>
-          <w:szCs w:val="16"/>
-        </w:rPr>
-        <w:t xml:space="preserve">The book’s own table gives Includes holding gains when prices rise as the FIFO of Income statement.</w:t>
+        <w:t xml:space="preserve">15  </w:t>
+      </w:r>
+      <w:r>
+        <w:rPr>
+          <w:sz w:val="16"/>
+          <w:szCs w:val="16"/>
+        </w:rPr>
+        <w:t xml:space="preserve">Gross profit rate = markup ÷ (1 + markup) = 0.25 ÷ 1.25. A is wrong: This uses the markup on cost as the margin on sales. B is wrong: This divides by (1 − markup) instead of (1 + markup).</w:t>
       </w:r>
     </w:p>
     <w:p>
@@ -5454,14 +4725,14 @@
           <w:sz w:val="16"/>
           <w:szCs w:val="16"/>
         </w:rPr>
-        <w:t xml:space="preserve">7  </w:t>
-      </w:r>
-      <w:r>
-        <w:rPr>
-          <w:sz w:val="16"/>
-          <w:szCs w:val="16"/>
-        </w:rPr>
-        <w:t xml:space="preserve">The book’s own table gives Highest as the FIFO of Taxes when prices rise.</w:t>
+        <w:t xml:space="preserve">16  </w:t>
+      </w:r>
+      <w:r>
+        <w:rPr>
+          <w:sz w:val="16"/>
+          <w:szCs w:val="16"/>
+        </w:rPr>
+        <w:t xml:space="preserve">Every cycle settles one rule and shows where it comes from.</w:t>
       </w:r>
     </w:p>
     <w:p>
@@ -5477,14 +4748,14 @@
           <w:sz w:val="16"/>
           <w:szCs w:val="16"/>
         </w:rPr>
-        <w:t xml:space="preserve">8  </w:t>
-      </w:r>
-      <w:r>
-        <w:rPr>
-          <w:sz w:val="16"/>
-          <w:szCs w:val="16"/>
-        </w:rPr>
-        <w:t xml:space="preserve">The book’s own table gives Yes as the FIFO of Allowed under IFRS?.</w:t>
+        <w:t xml:space="preserve">17  </w:t>
+      </w:r>
+      <w:r>
+        <w:rPr>
+          <w:sz w:val="16"/>
+          <w:szCs w:val="16"/>
+        </w:rPr>
+        <w:t xml:space="preserve">CMA questions use exact terms, and one word can change the answer.</w:t>
       </w:r>
     </w:p>
     <w:p>
@@ -5500,14 +4771,14 @@
           <w:sz w:val="16"/>
           <w:szCs w:val="16"/>
         </w:rPr>
-        <w:t xml:space="preserve">9  </w:t>
-      </w:r>
-      <w:r>
-        <w:rPr>
-          <w:sz w:val="16"/>
-          <w:szCs w:val="16"/>
-        </w:rPr>
-        <w:t xml:space="preserve">The book pairs Balance sheet (inventory) with “Actual cost of each item”.</w:t>
+        <w:t xml:space="preserve">18  </w:t>
+      </w:r>
+      <w:r>
+        <w:rPr>
+          <w:sz w:val="16"/>
+          <w:szCs w:val="16"/>
+        </w:rPr>
+        <w:t xml:space="preserve">The term tables in each section are the book’s own.</w:t>
       </w:r>
     </w:p>
     <w:p>
@@ -5523,14 +4794,14 @@
           <w:sz w:val="16"/>
           <w:szCs w:val="16"/>
         </w:rPr>
-        <w:t xml:space="preserve">10  </w:t>
-      </w:r>
-      <w:r>
-        <w:rPr>
-          <w:sz w:val="16"/>
-          <w:szCs w:val="16"/>
-        </w:rPr>
-        <w:t xml:space="preserve">The book pairs Income statement with “Exact matching”, not with “High for identical items”.</w:t>
+        <w:t xml:space="preserve">19  </w:t>
+      </w:r>
+      <w:r>
+        <w:rPr>
+          <w:sz w:val="16"/>
+          <w:szCs w:val="16"/>
+        </w:rPr>
+        <w:t xml:space="preserve">CMA questions use exact terms, and the glossary on the page is what defines them here.</w:t>
       </w:r>
     </w:p>
     <w:p>
@@ -5547,121 +4818,6 @@
           <w:szCs w:val="16"/>
         </w:rPr>
         <w:t xml:space="preserve">20  </w:t>
-      </w:r>
-      <w:r>
-        <w:rPr>
-          <w:sz w:val="16"/>
-          <w:szCs w:val="16"/>
-        </w:rPr>
-        <w:t xml:space="preserve">Compare your sentence with the book’s wording in the key.</w:t>
-      </w:r>
-    </w:p>
-    <w:p>
-      <w:pPr>
-        <w:spacing w:after="18"/>
-        <w:ind w:left="300" w:hanging="300"/>
-      </w:pPr>
-      <w:r>
-        <w:rPr>
-          <w:b/>
-          <w:bCs/>
-          <w:color w:val="8186EF"/>
-          <w:sz w:val="16"/>
-          <w:szCs w:val="16"/>
-        </w:rPr>
-        <w:t xml:space="preserve">21  </w:t>
-      </w:r>
-      <w:r>
-        <w:rPr>
-          <w:sz w:val="16"/>
-          <w:szCs w:val="16"/>
-        </w:rPr>
-        <w:t xml:space="preserve">Every cycle settles one rule and shows where it comes from.</w:t>
-      </w:r>
-    </w:p>
-    <w:p>
-      <w:pPr>
-        <w:spacing w:after="18"/>
-        <w:ind w:left="300" w:hanging="300"/>
-      </w:pPr>
-      <w:r>
-        <w:rPr>
-          <w:b/>
-          <w:bCs/>
-          <w:color w:val="8186EF"/>
-          <w:sz w:val="16"/>
-          <w:szCs w:val="16"/>
-        </w:rPr>
-        <w:t xml:space="preserve">22  </w:t>
-      </w:r>
-      <w:r>
-        <w:rPr>
-          <w:sz w:val="16"/>
-          <w:szCs w:val="16"/>
-        </w:rPr>
-        <w:t xml:space="preserve">CMA questions use exact terms, and one word can change the answer.</w:t>
-      </w:r>
-    </w:p>
-    <w:p>
-      <w:pPr>
-        <w:spacing w:after="18"/>
-        <w:ind w:left="300" w:hanging="300"/>
-      </w:pPr>
-      <w:r>
-        <w:rPr>
-          <w:b/>
-          <w:bCs/>
-          <w:color w:val="8186EF"/>
-          <w:sz w:val="16"/>
-          <w:szCs w:val="16"/>
-        </w:rPr>
-        <w:t xml:space="preserve">23  </w:t>
-      </w:r>
-      <w:r>
-        <w:rPr>
-          <w:sz w:val="16"/>
-          <w:szCs w:val="16"/>
-        </w:rPr>
-        <w:t xml:space="preserve">The term tables in each section are the book’s own.</w:t>
-      </w:r>
-    </w:p>
-    <w:p>
-      <w:pPr>
-        <w:spacing w:after="18"/>
-        <w:ind w:left="300" w:hanging="300"/>
-      </w:pPr>
-      <w:r>
-        <w:rPr>
-          <w:b/>
-          <w:bCs/>
-          <w:color w:val="8186EF"/>
-          <w:sz w:val="16"/>
-          <w:szCs w:val="16"/>
-        </w:rPr>
-        <w:t xml:space="preserve">24  </w:t>
-      </w:r>
-      <w:r>
-        <w:rPr>
-          <w:sz w:val="16"/>
-          <w:szCs w:val="16"/>
-        </w:rPr>
-        <w:t xml:space="preserve">The exam marks the term, so the English word is the answer.</w:t>
-      </w:r>
-    </w:p>
-    <w:p>
-      <w:pPr>
-        <w:spacing w:after="18"/>
-        <w:ind w:left="300" w:hanging="300"/>
-      </w:pPr>
-      <w:r>
-        <w:rPr>
-          <w:b/>
-          <w:bCs/>
-          <w:color w:val="8186EF"/>
-          <w:sz w:val="16"/>
-          <w:szCs w:val="16"/>
-        </w:rPr>
-        <w:t xml:space="preserve">25  </w:t>
       </w:r>
       <w:r>
         <w:rPr>
@@ -5778,33 +4934,66 @@
                 <w:sz w:val="17"/>
                 <w:szCs w:val="17"/>
               </w:rPr>
-              <w:t xml:space="preserve">recommend · recommending · inventory</w:t>
-            </w:r>
-          </w:p>
-        </w:tc>
-        <w:tc>
-          <w:tcPr>
-            <w:tcW w:type="pct" w:w="1667"/>
-            <w:tcMar>
-              <w:top w:type="dxa" w:w="40"/>
-              <w:left w:type="dxa" w:w="100"/>
-              <w:bottom w:type="dxa" w:w="40"/>
-              <w:right w:type="dxa" w:w="100"/>
-            </w:tcMar>
-          </w:tcPr>
-          <w:p>
-            <w:pPr>
-              <w:spacing w:before="22" w:after="22"/>
-            </w:pPr>
-            <w:r>
-              <w:rPr>
-                <w:b/>
-                <w:bCs/>
-                <w:color w:val="8186EF"/>
-                <w:sz w:val="16"/>
-                <w:szCs w:val="16"/>
-              </w:rPr>
-              <w:t xml:space="preserve">7  </w:t>
+              <w:t xml:space="preserve">identification · manipulation · liquidating</w:t>
+            </w:r>
+          </w:p>
+        </w:tc>
+        <w:tc>
+          <w:tcPr>
+            <w:tcW w:type="pct" w:w="1667"/>
+            <w:tcMar>
+              <w:top w:type="dxa" w:w="40"/>
+              <w:left w:type="dxa" w:w="100"/>
+              <w:bottom w:type="dxa" w:w="40"/>
+              <w:right w:type="dxa" w:w="100"/>
+            </w:tcMar>
+          </w:tcPr>
+          <w:p>
+            <w:pPr>
+              <w:spacing w:before="22" w:after="22"/>
+            </w:pPr>
+            <w:r>
+              <w:rPr>
+                <w:b/>
+                <w:bCs/>
+                <w:color w:val="8186EF"/>
+                <w:sz w:val="16"/>
+                <w:szCs w:val="16"/>
+              </w:rPr>
+              <w:t xml:space="preserve">6  </w:t>
+            </w:r>
+            <w:r>
+              <w:rPr>
+                <w:sz w:val="17"/>
+                <w:szCs w:val="17"/>
+              </w:rPr>
+              <w:t xml:space="preserve">C</w:t>
+            </w:r>
+          </w:p>
+        </w:tc>
+        <w:tc>
+          <w:tcPr>
+            <w:tcW w:type="pct" w:w="1667"/>
+            <w:tcMar>
+              <w:top w:type="dxa" w:w="40"/>
+              <w:left w:type="dxa" w:w="100"/>
+              <w:bottom w:type="dxa" w:w="40"/>
+              <w:right w:type="dxa" w:w="100"/>
+            </w:tcMar>
+          </w:tcPr>
+          <w:p>
+            <w:pPr>
+              <w:spacing w:before="22" w:after="22"/>
+            </w:pPr>
+            <w:r>
+              <w:rPr>
+                <w:b/>
+                <w:bCs/>
+                <w:color w:val="8186EF"/>
+                <w:sz w:val="16"/>
+                <w:szCs w:val="16"/>
+              </w:rPr>
+              <w:t xml:space="preserve">11  </w:t>
             </w:r>
             <w:r>
               <w:rPr>
@@ -5812,39 +5001,6 @@
                 <w:szCs w:val="17"/>
               </w:rPr>
               <w:t xml:space="preserve">A</w:t>
-            </w:r>
-          </w:p>
-        </w:tc>
-        <w:tc>
-          <w:tcPr>
-            <w:tcW w:type="pct" w:w="1667"/>
-            <w:tcMar>
-              <w:top w:type="dxa" w:w="40"/>
-              <w:left w:type="dxa" w:w="100"/>
-              <w:bottom w:type="dxa" w:w="40"/>
-              <w:right w:type="dxa" w:w="100"/>
-            </w:tcMar>
-          </w:tcPr>
-          <w:p>
-            <w:pPr>
-              <w:spacing w:before="22" w:after="22"/>
-            </w:pPr>
-            <w:r>
-              <w:rPr>
-                <w:b/>
-                <w:bCs/>
-                <w:color w:val="8186EF"/>
-                <w:sz w:val="16"/>
-                <w:szCs w:val="16"/>
-              </w:rPr>
-              <w:t xml:space="preserve">13  </w:t>
-            </w:r>
-            <w:r>
-              <w:rPr>
-                <w:sz w:val="17"/>
-                <w:szCs w:val="17"/>
-              </w:rPr>
-              <w:t xml:space="preserve">C</w:t>
             </w:r>
           </w:p>
         </w:tc>
@@ -5880,7 +5036,7 @@
                 <w:sz w:val="17"/>
                 <w:szCs w:val="17"/>
               </w:rPr>
-              <w:t xml:space="preserve">perishable · oldest-first · conformity</w:t>
+              <w:t xml:space="preserve">conformity · reported · inventory</w:t>
             </w:r>
           </w:p>
         </w:tc>
@@ -5907,14 +5063,14 @@
                 <w:sz w:val="16"/>
                 <w:szCs w:val="16"/>
               </w:rPr>
-              <w:t xml:space="preserve">8  </w:t>
-            </w:r>
-            <w:r>
-              <w:rPr>
-                <w:sz w:val="17"/>
-                <w:szCs w:val="17"/>
-              </w:rPr>
-              <w:t xml:space="preserve">D</w:t>
+              <w:t xml:space="preserve">7  </w:t>
+            </w:r>
+            <w:r>
+              <w:rPr>
+                <w:sz w:val="17"/>
+                <w:szCs w:val="17"/>
+              </w:rPr>
+              <w:t xml:space="preserve">A</w:t>
             </w:r>
           </w:p>
         </w:tc>
@@ -5941,14 +5097,14 @@
                 <w:sz w:val="16"/>
                 <w:szCs w:val="16"/>
               </w:rPr>
-              <w:t xml:space="preserve">14  </w:t>
-            </w:r>
-            <w:r>
-              <w:rPr>
-                <w:sz w:val="17"/>
-                <w:szCs w:val="17"/>
-              </w:rPr>
-              <w:t xml:space="preserve">C</w:t>
+              <w:t xml:space="preserve">12  </w:t>
+            </w:r>
+            <w:r>
+              <w:rPr>
+                <w:sz w:val="17"/>
+                <w:szCs w:val="17"/>
+              </w:rPr>
+              <w:t xml:space="preserve">Compare with the model earlier in this handout.</w:t>
             </w:r>
           </w:p>
         </w:tc>
@@ -5983,33 +5139,33 @@
                 <w:sz w:val="17"/>
                 <w:szCs w:val="17"/>
               </w:rPr>
-              <w:t xml:space="preserve">priority · case-based · recommendation</w:t>
-            </w:r>
-          </w:p>
-        </w:tc>
-        <w:tc>
-          <w:tcPr>
-            <w:tcW w:type="pct" w:w="1667"/>
-            <w:tcMar>
-              <w:top w:type="dxa" w:w="40"/>
-              <w:left w:type="dxa" w:w="100"/>
-              <w:bottom w:type="dxa" w:w="40"/>
-              <w:right w:type="dxa" w:w="100"/>
-            </w:tcMar>
-          </w:tcPr>
-          <w:p>
-            <w:pPr>
-              <w:spacing w:before="22" w:after="22"/>
-            </w:pPr>
-            <w:r>
-              <w:rPr>
-                <w:b/>
-                <w:bCs/>
-                <w:color w:val="8186EF"/>
-                <w:sz w:val="16"/>
-                <w:szCs w:val="16"/>
-              </w:rPr>
-              <w:t xml:space="preserve">9  </w:t>
+              <w:t xml:space="preserve">physical · management · reported</w:t>
+            </w:r>
+          </w:p>
+        </w:tc>
+        <w:tc>
+          <w:tcPr>
+            <w:tcW w:type="pct" w:w="1667"/>
+            <w:tcMar>
+              <w:top w:type="dxa" w:w="40"/>
+              <w:left w:type="dxa" w:w="100"/>
+              <w:bottom w:type="dxa" w:w="40"/>
+              <w:right w:type="dxa" w:w="100"/>
+            </w:tcMar>
+          </w:tcPr>
+          <w:p>
+            <w:pPr>
+              <w:spacing w:before="22" w:after="22"/>
+            </w:pPr>
+            <w:r>
+              <w:rPr>
+                <w:b/>
+                <w:bCs/>
+                <w:color w:val="8186EF"/>
+                <w:sz w:val="16"/>
+                <w:szCs w:val="16"/>
+              </w:rPr>
+              <w:t xml:space="preserve">8  </w:t>
             </w:r>
             <w:r>
               <w:rPr>
@@ -6042,14 +5198,14 @@
                 <w:sz w:val="16"/>
                 <w:szCs w:val="16"/>
               </w:rPr>
-              <w:t xml:space="preserve">15  </w:t>
-            </w:r>
-            <w:r>
-              <w:rPr>
-                <w:sz w:val="17"/>
-                <w:szCs w:val="17"/>
-              </w:rPr>
-              <w:t xml:space="preserve">T</w:t>
+              <w:t xml:space="preserve">13  </w:t>
+            </w:r>
+            <w:r>
+              <w:rPr>
+                <w:sz w:val="17"/>
+                <w:szCs w:val="17"/>
+              </w:rPr>
+              <w:t xml:space="preserve">A Level C question may give you a set of facts and ask you to recommend a method. Use Figure F08-09 as a decision path, then support your answer with the facts in the question.</w:t>
             </w:r>
           </w:p>
         </w:tc>
@@ -6112,7 +5268,7 @@
                 <w:sz w:val="16"/>
                 <w:szCs w:val="16"/>
               </w:rPr>
-              <w:t xml:space="preserve">10  </w:t>
+              <w:t xml:space="preserve">9  </w:t>
             </w:r>
             <w:r>
               <w:rPr>
@@ -6136,24 +5292,14 @@
           </w:tcPr>
           <w:p>
             <w:pPr>
-              <w:spacing w:before="22" w:after="22"/>
-            </w:pPr>
-            <w:r>
-              <w:rPr>
-                <w:b/>
-                <w:bCs/>
-                <w:color w:val="8186EF"/>
-                <w:sz w:val="16"/>
-                <w:szCs w:val="16"/>
-              </w:rPr>
-              <w:t xml:space="preserve">16  </w:t>
-            </w:r>
-            <w:r>
-              <w:rPr>
-                <w:sz w:val="17"/>
-                <w:szCs w:val="17"/>
-              </w:rPr>
-              <w:t xml:space="preserve">A</w:t>
+              <w:spacing w:before="24" w:after="24"/>
+            </w:pPr>
+            <w:r>
+              <w:rPr>
+                <w:sz w:val="16"/>
+                <w:szCs w:val="16"/>
+              </w:rPr>
+              <w:t xml:space="preserve"/>
             </w:r>
           </w:p>
         </w:tc>
@@ -6214,110 +5360,7 @@
                 <w:sz w:val="16"/>
                 <w:szCs w:val="16"/>
               </w:rPr>
-              <w:t xml:space="preserve">11  </w:t>
-            </w:r>
-            <w:r>
-              <w:rPr>
-                <w:sz w:val="17"/>
-                <w:szCs w:val="17"/>
-              </w:rPr>
-              <w:t xml:space="preserve">T</w:t>
-            </w:r>
-          </w:p>
-        </w:tc>
-        <w:tc>
-          <w:tcPr>
-            <w:tcW w:type="pct" w:w="1667"/>
-            <w:tcMar>
-              <w:top w:type="dxa" w:w="40"/>
-              <w:left w:type="dxa" w:w="100"/>
-              <w:bottom w:type="dxa" w:w="40"/>
-              <w:right w:type="dxa" w:w="100"/>
-            </w:tcMar>
-          </w:tcPr>
-          <w:p>
-            <w:pPr>
-              <w:spacing w:before="22" w:after="22"/>
-            </w:pPr>
-            <w:r>
-              <w:rPr>
-                <w:b/>
-                <w:bCs/>
-                <w:color w:val="8186EF"/>
-                <w:sz w:val="16"/>
-                <w:szCs w:val="16"/>
-              </w:rPr>
-              <w:t xml:space="preserve">17  </w:t>
-            </w:r>
-            <w:r>
-              <w:rPr>
-                <w:sz w:val="17"/>
-                <w:szCs w:val="17"/>
-              </w:rPr>
-              <w:t xml:space="preserve">Compare with the model earlier in this handout.</w:t>
-            </w:r>
-          </w:p>
-        </w:tc>
-      </w:tr>
-      <w:tr>
-        <w:tc>
-          <w:tcPr>
-            <w:tcW w:type="pct" w:w="1667"/>
-            <w:shd w:fill="FBFAF6" w:val="clear"/>
-            <w:tcMar>
-              <w:top w:type="dxa" w:w="40"/>
-              <w:left w:type="dxa" w:w="100"/>
-              <w:bottom w:type="dxa" w:w="40"/>
-              <w:right w:type="dxa" w:w="100"/>
-            </w:tcMar>
-          </w:tcPr>
-          <w:p>
-            <w:pPr>
-              <w:spacing w:before="22" w:after="22"/>
-            </w:pPr>
-            <w:r>
-              <w:rPr>
-                <w:b/>
-                <w:bCs/>
-                <w:color w:val="8186EF"/>
-                <w:sz w:val="16"/>
-                <w:szCs w:val="16"/>
-              </w:rPr>
-              <w:t xml:space="preserve">6  </w:t>
-            </w:r>
-            <w:r>
-              <w:rPr>
-                <w:sz w:val="17"/>
-                <w:szCs w:val="17"/>
-              </w:rPr>
-              <w:t xml:space="preserve">C</w:t>
-            </w:r>
-          </w:p>
-        </w:tc>
-        <w:tc>
-          <w:tcPr>
-            <w:tcW w:type="pct" w:w="1667"/>
-            <w:shd w:fill="FBFAF6" w:val="clear"/>
-            <w:tcMar>
-              <w:top w:type="dxa" w:w="40"/>
-              <w:left w:type="dxa" w:w="100"/>
-              <w:bottom w:type="dxa" w:w="40"/>
-              <w:right w:type="dxa" w:w="100"/>
-            </w:tcMar>
-          </w:tcPr>
-          <w:p>
-            <w:pPr>
-              <w:spacing w:before="22" w:after="22"/>
-            </w:pPr>
-            <w:r>
-              <w:rPr>
-                <w:b/>
-                <w:bCs/>
-                <w:color w:val="8186EF"/>
-                <w:sz w:val="16"/>
-                <w:szCs w:val="16"/>
-              </w:rPr>
-              <w:t xml:space="preserve">12  </w:t>
+              <w:t xml:space="preserve">10  </w:t>
             </w:r>
             <w:r>
               <w:rPr>
@@ -6331,34 +5374,23 @@
         <w:tc>
           <w:tcPr>
             <w:tcW w:type="pct" w:w="1667"/>
-            <w:shd w:fill="FBFAF6" w:val="clear"/>
-            <w:tcMar>
-              <w:top w:type="dxa" w:w="40"/>
-              <w:left w:type="dxa" w:w="100"/>
-              <w:bottom w:type="dxa" w:w="40"/>
-              <w:right w:type="dxa" w:w="100"/>
-            </w:tcMar>
-          </w:tcPr>
-          <w:p>
-            <w:pPr>
-              <w:spacing w:before="22" w:after="22"/>
-            </w:pPr>
-            <w:r>
-              <w:rPr>
-                <w:b/>
-                <w:bCs/>
-                <w:color w:val="8186EF"/>
-                <w:sz w:val="16"/>
-                <w:szCs w:val="16"/>
-              </w:rPr>
-              <w:t xml:space="preserve">18  </w:t>
-            </w:r>
-            <w:r>
-              <w:rPr>
-                <w:sz w:val="17"/>
-                <w:szCs w:val="17"/>
-              </w:rPr>
-              <w:t xml:space="preserve">A Level C question may give you a set of facts and ask you to recommend a method. Use Figure F08-09 as a decision path, then support your answer with the facts in the question.</w:t>
+            <w:tcMar>
+              <w:top w:type="dxa" w:w="40"/>
+              <w:left w:type="dxa" w:w="100"/>
+              <w:bottom w:type="dxa" w:w="40"/>
+              <w:right w:type="dxa" w:w="100"/>
+            </w:tcMar>
+          </w:tcPr>
+          <w:p>
+            <w:pPr>
+              <w:spacing w:before="24" w:after="24"/>
+            </w:pPr>
+            <w:r>
+              <w:rPr>
+                <w:sz w:val="16"/>
+                <w:szCs w:val="16"/>
+              </w:rPr>
+              <w:t xml:space="preserve"/>
             </w:r>
           </w:p>
         </w:tc>
@@ -6400,7 +5432,7 @@
           <w:sz w:val="16"/>
           <w:szCs w:val="16"/>
         </w:rPr>
-        <w:t xml:space="preserve">The book writes: “A Level C question may give you a set of facts and ask you to recommend a method. Decision path for recommending an inventory cost flow method. Always check the facts that can rule a method out.”</w:t>
+        <w:t xml:space="preserve">The book writes: “If items are identical and sold in large volumes, specific identification is costly and open to manipulation. If the company wants the U.S. tax benefit of LIFO, it must also report LIFO profits to investors, and it must avoid liquidating old layers.”</w:t>
       </w:r>
     </w:p>
     <w:p>
@@ -6423,7 +5455,7 @@
           <w:sz w:val="16"/>
           <w:szCs w:val="16"/>
         </w:rPr>
-        <w:t xml:space="preserve">The book writes: “The finance director wants lower taxes but also a balance sheet that lenders trust. Olive oil is a perishable, identical product that Orontes ships oldest-first. LIFO would lower taxes while prices rise, but conformity would lower reported profits too, and the balance sheet would show old costs.”</w:t>
+        <w:t xml:space="preserve">The book writes: “LIFO would lower taxes while prices rise, but conformity would lower reported profits too, and the balance sheet would show old costs. FIFO matches the physical flow and gives lenders a current inventory amount, but taxes are higher.”</w:t>
       </w:r>
     </w:p>
     <w:p>
@@ -6446,7 +5478,7 @@
           <w:sz w:val="16"/>
           <w:szCs w:val="16"/>
         </w:rPr>
-        <w:t xml:space="preserve">The book writes: “The answer depends on the stated priority, and a good exam answer names it. In a case-based question, a recommendation earns credit only if it follows from the facts given. Check IFRS, taxes, price trends, the physical flow and the cost of records before you choose.”</w:t>
+        <w:t xml:space="preserve">The book writes: “Check IFRS, taxes, price trends, the physical flow and the cost of records before you choose. Prices are rising, and it wants lower taxes. Prices are rising, and management accepts lower reported profits in exchange for the lowest income taxes.”</w:t>
       </w:r>
     </w:p>
     <w:p>
@@ -6515,7 +5547,7 @@
           <w:sz w:val="16"/>
           <w:szCs w:val="16"/>
         </w:rPr>
-        <w:t xml:space="preserve">The book numbers “Lower of cost or market” as section 8.2.</w:t>
+        <w:t xml:space="preserve">Losses on firm, non-cancellable purchase commitments are recognized in the current period. A is wrong: The loss already exists at year-end. B is wrong: Disclosure alone is not enough for an expected loss.</w:t>
       </w:r>
     </w:p>
     <w:p>
@@ -6538,7 +5570,7 @@
           <w:sz w:val="16"/>
           <w:szCs w:val="16"/>
         </w:rPr>
-        <w:t xml:space="preserve">The book numbers “The retail inventory method and the gross profit method” as section 8.3.</w:t>
+        <w:t xml:space="preserve">Every cycle settles one rule and shows where it comes from.</w:t>
       </w:r>
     </w:p>
     <w:p>
@@ -6561,7 +5593,7 @@
           <w:sz w:val="16"/>
           <w:szCs w:val="16"/>
         </w:rPr>
-        <w:t xml:space="preserve">The book numbers “Advantages and disadvantages of the methods” as section 8.4.</w:t>
+        <w:t xml:space="preserve">CMA questions use exact terms, and one word can change the answer.</w:t>
       </w:r>
     </w:p>
     <w:p>
@@ -6584,7 +5616,7 @@
           <w:sz w:val="16"/>
           <w:szCs w:val="16"/>
         </w:rPr>
-        <w:t xml:space="preserve">Compare your sentence with the book’s wording in the key.</w:t>
+        <w:t xml:space="preserve">The book’s own table pairs Pomegranate molasses with “LCM (market with ceiling and floor)”.</w:t>
       </w:r>
     </w:p>
     <w:p>
@@ -6607,7 +5639,7 @@
           <w:sz w:val="16"/>
           <w:szCs w:val="16"/>
         </w:rPr>
-        <w:t xml:space="preserve">Every cycle settles one rule and shows where it comes from.</w:t>
+        <w:t xml:space="preserve">CMA questions use exact terms, and the glossary on the page is what defines them here.</w:t>
       </w:r>
     </w:p>
     <w:p>
@@ -6624,121 +5656,6 @@
           <w:szCs w:val="16"/>
         </w:rPr>
         <w:t xml:space="preserve">11  </w:t>
-      </w:r>
-      <w:r>
-        <w:rPr>
-          <w:sz w:val="16"/>
-          <w:szCs w:val="16"/>
-        </w:rPr>
-        <w:t xml:space="preserve">CMA questions use exact terms, and one word can change the answer.</w:t>
-      </w:r>
-    </w:p>
-    <w:p>
-      <w:pPr>
-        <w:spacing w:after="18"/>
-        <w:ind w:left="300" w:hanging="300"/>
-      </w:pPr>
-      <w:r>
-        <w:rPr>
-          <w:b/>
-          <w:bCs/>
-          <w:color w:val="8186EF"/>
-          <w:sz w:val="16"/>
-          <w:szCs w:val="16"/>
-        </w:rPr>
-        <w:t xml:space="preserve">12  </w:t>
-      </w:r>
-      <w:r>
-        <w:rPr>
-          <w:sz w:val="16"/>
-          <w:szCs w:val="16"/>
-        </w:rPr>
-        <w:t xml:space="preserve">The book’s own table pairs Pomegranate molasses with “LCM (market with ceiling and floor)”.</w:t>
-      </w:r>
-    </w:p>
-    <w:p>
-      <w:pPr>
-        <w:spacing w:after="18"/>
-        <w:ind w:left="300" w:hanging="300"/>
-      </w:pPr>
-      <w:r>
-        <w:rPr>
-          <w:b/>
-          <w:bCs/>
-          <w:color w:val="8186EF"/>
-          <w:sz w:val="16"/>
-          <w:szCs w:val="16"/>
-        </w:rPr>
-        <w:t xml:space="preserve">13  </w:t>
-      </w:r>
-      <w:r>
-        <w:rPr>
-          <w:sz w:val="16"/>
-          <w:szCs w:val="16"/>
-        </w:rPr>
-        <w:t xml:space="preserve">The book’s own table pairs Rose water with “LCM (market with ceiling and floor)”.</w:t>
-      </w:r>
-    </w:p>
-    <w:p>
-      <w:pPr>
-        <w:spacing w:after="18"/>
-        <w:ind w:left="300" w:hanging="300"/>
-      </w:pPr>
-      <w:r>
-        <w:rPr>
-          <w:b/>
-          <w:bCs/>
-          <w:color w:val="8186EF"/>
-          <w:sz w:val="16"/>
-          <w:szCs w:val="16"/>
-        </w:rPr>
-        <w:t xml:space="preserve">14  </w:t>
-      </w:r>
-      <w:r>
-        <w:rPr>
-          <w:sz w:val="16"/>
-          <w:szCs w:val="16"/>
-        </w:rPr>
-        <w:t xml:space="preserve">The book’s own table pairs Za'atar mix with “LCNRV”.</w:t>
-      </w:r>
-    </w:p>
-    <w:p>
-      <w:pPr>
-        <w:spacing w:after="18"/>
-        <w:ind w:left="300" w:hanging="300"/>
-      </w:pPr>
-      <w:r>
-        <w:rPr>
-          <w:b/>
-          <w:bCs/>
-          <w:color w:val="8186EF"/>
-          <w:sz w:val="16"/>
-          <w:szCs w:val="16"/>
-        </w:rPr>
-        <w:t xml:space="preserve">15  </w:t>
-      </w:r>
-      <w:r>
-        <w:rPr>
-          <w:sz w:val="16"/>
-          <w:szCs w:val="16"/>
-        </w:rPr>
-        <w:t xml:space="preserve">The exam marks the term, so the English word is the answer.</w:t>
-      </w:r>
-    </w:p>
-    <w:p>
-      <w:pPr>
-        <w:spacing w:after="18"/>
-        <w:ind w:left="300" w:hanging="300"/>
-      </w:pPr>
-      <w:r>
-        <w:rPr>
-          <w:b/>
-          <w:bCs/>
-          <w:color w:val="8186EF"/>
-          <w:sz w:val="16"/>
-          <w:szCs w:val="16"/>
-        </w:rPr>
-        <w:t xml:space="preserve">16  </w:t>
       </w:r>
       <w:r>
         <w:rPr>
@@ -6888,7 +5805,7 @@
                 <w:sz w:val="17"/>
                 <w:szCs w:val="17"/>
               </w:rPr>
-              <w:t xml:space="preserve">D</w:t>
+              <w:t xml:space="preserve">A</w:t>
             </w:r>
           </w:p>
         </w:tc>
@@ -6957,7 +5874,7 @@
                 <w:sz w:val="17"/>
                 <w:szCs w:val="17"/>
               </w:rPr>
-              <w:t xml:space="preserve">item-by-item basis · purchase commitment · replacement cost · ceiling · floor</w:t>
+              <w:t xml:space="preserve">replacement cost · floor · ceiling · write-down</w:t>
             </w:r>
           </w:p>
         </w:tc>
@@ -6991,7 +5908,7 @@
                 <w:sz w:val="17"/>
                 <w:szCs w:val="17"/>
               </w:rPr>
-              <w:t xml:space="preserve">E</w:t>
+              <w:t xml:space="preserve">B</w:t>
             </w:r>
           </w:p>
         </w:tc>
@@ -7025,7 +5942,7 @@
                 <w:sz w:val="17"/>
                 <w:szCs w:val="17"/>
               </w:rPr>
-              <w:t xml:space="preserve">A</w:t>
+              <w:t xml:space="preserve">C</w:t>
             </w:r>
           </w:p>
         </w:tc>
@@ -7060,7 +5977,7 @@
                 <w:sz w:val="17"/>
                 <w:szCs w:val="17"/>
               </w:rPr>
-              <w:t xml:space="preserve">markup · shrinkage</w:t>
+              <w:t xml:space="preserve">identification · manipulation · liquidating</w:t>
             </w:r>
           </w:p>
         </w:tc>
@@ -7126,7 +6043,7 @@
                 <w:sz w:val="17"/>
                 <w:szCs w:val="17"/>
               </w:rPr>
-              <w:t xml:space="preserve">B</w:t>
+              <w:t xml:space="preserve">E</w:t>
             </w:r>
           </w:p>
         </w:tc>
@@ -7230,7 +6147,7 @@
                 <w:sz w:val="17"/>
                 <w:szCs w:val="17"/>
               </w:rPr>
-              <w:t xml:space="preserve">A</w:t>
+              <w:t xml:space="preserve">F</w:t>
             </w:r>
           </w:p>
         </w:tc>
@@ -7331,7 +6248,7 @@
                 <w:sz w:val="17"/>
                 <w:szCs w:val="17"/>
               </w:rPr>
-              <w:t xml:space="preserve">C</w:t>
+              <w:t xml:space="preserve">A</w:t>
             </w:r>
           </w:p>
         </w:tc>
@@ -7367,7 +6284,7 @@
                 <w:sz w:val="17"/>
                 <w:szCs w:val="17"/>
               </w:rPr>
-              <w:t xml:space="preserve">D</w:t>
+              <w:t xml:space="preserve">A</w:t>
             </w:r>
           </w:p>
         </w:tc>
@@ -7435,7 +6352,7 @@
                 <w:sz w:val="17"/>
                 <w:szCs w:val="17"/>
               </w:rPr>
-              <w:t xml:space="preserve">B</w:t>
+              <w:t xml:space="preserve">A</w:t>
             </w:r>
           </w:p>
         </w:tc>
@@ -7470,7 +6387,7 @@
                 <w:sz w:val="17"/>
                 <w:szCs w:val="17"/>
               </w:rPr>
-              <w:t xml:space="preserve">C</w:t>
+              <w:t xml:space="preserve">B</w:t>
             </w:r>
           </w:p>
         </w:tc>
@@ -7503,7 +6420,7 @@
                 <w:sz w:val="17"/>
                 <w:szCs w:val="17"/>
               </w:rPr>
-              <w:t xml:space="preserve">C</w:t>
+              <w:t xml:space="preserve">B</w:t>
             </w:r>
           </w:p>
         </w:tc>
@@ -7536,7 +6453,7 @@
                 <w:sz w:val="17"/>
                 <w:szCs w:val="17"/>
               </w:rPr>
-              <w:t xml:space="preserve">A</w:t>
+              <w:t xml:space="preserve">Compare with the model earlier in this handout.</w:t>
             </w:r>
           </w:p>
         </w:tc>
@@ -7572,7 +6489,7 @@
                 <w:sz w:val="17"/>
                 <w:szCs w:val="17"/>
               </w:rPr>
-              <w:t xml:space="preserve">A</w:t>
+              <w:t xml:space="preserve">C</w:t>
             </w:r>
           </w:p>
         </w:tc>
@@ -7640,7 +6557,7 @@
                 <w:sz w:val="17"/>
                 <w:szCs w:val="17"/>
               </w:rPr>
-              <w:t xml:space="preserve">Compare with the model earlier in this handout.</w:t>
+              <w:t xml:space="preserve">8.1: Which test applies?. 8.2: Lower of cost or market. 8.3: The retail inventory method and the gross profit method. 8.4: Advantages and disadvantages of the methods. 8.5: Recommending a method.</w:t>
             </w:r>
           </w:p>
         </w:tc>
@@ -7675,7 +6592,7 @@
                 <w:sz w:val="17"/>
                 <w:szCs w:val="17"/>
               </w:rPr>
-              <w:t xml:space="preserve">B</w:t>
+              <w:t xml:space="preserve">D</w:t>
             </w:r>
           </w:p>
         </w:tc>
@@ -7724,24 +6641,14 @@
           </w:tcPr>
           <w:p>
             <w:pPr>
-              <w:spacing w:before="22" w:after="22"/>
-            </w:pPr>
-            <w:r>
-              <w:rPr>
-                <w:b/>
-                <w:bCs/>
-                <w:color w:val="8186EF"/>
-                <w:sz w:val="16"/>
-                <w:szCs w:val="16"/>
-              </w:rPr>
-              <w:t xml:space="preserve">29  </w:t>
-            </w:r>
-            <w:r>
-              <w:rPr>
-                <w:sz w:val="17"/>
-                <w:szCs w:val="17"/>
-              </w:rPr>
-              <w:t xml:space="preserve">8.1: Which test applies?. 8.2: Lower of cost or market. 8.3: The retail inventory method and the gross profit method. 8.4: Advantages and disadvantages of the methods. 8.5: Recommending a method.</w:t>
+              <w:spacing w:before="24" w:after="24"/>
+            </w:pPr>
+            <w:r>
+              <w:rPr>
+                <w:sz w:val="16"/>
+                <w:szCs w:val="16"/>
+              </w:rPr>
+              <w:t xml:space="preserve"/>
             </w:r>
           </w:p>
         </w:tc>
@@ -7777,7 +6684,7 @@
                 <w:sz w:val="17"/>
                 <w:szCs w:val="17"/>
               </w:rPr>
-              <w:t xml:space="preserve">C</w:t>
+              <w:t xml:space="preserve">E</w:t>
             </w:r>
           </w:p>
         </w:tc>
@@ -7811,7 +6718,7 @@
                 <w:sz w:val="17"/>
                 <w:szCs w:val="17"/>
               </w:rPr>
-              <w:t xml:space="preserve">A</w:t>
+              <w:t xml:space="preserve">B</w:t>
             </w:r>
           </w:p>
         </w:tc>
@@ -7877,7 +6784,7 @@
           <w:sz w:val="16"/>
           <w:szCs w:val="16"/>
         </w:rPr>
-        <w:t xml:space="preserve">The book writes: “GAAP never reverses an annual write-down. SC8-1 Orontes measures olive oil using FIFO. Under LCM, market starts with replacement cost: the current cost to buy or make the item again. It cannot be higher than a ceiling equal to NRV, and it cannot be lower than a floor equal to NRV minus a normal profit margin.”</w:t>
+        <w:t xml:space="preserve">The book writes: “U.S. GAAP never reverses an annual write-down. Under LCM, market starts with replacement cost: the current cost to buy or make the item again. It cannot be higher than a ceiling equal to NRV, and it cannot be lower than a floor equal to NRV minus a normal profit margin.”</w:t>
       </w:r>
     </w:p>
     <w:p>
@@ -7900,7 +6807,7 @@
           <w:sz w:val="16"/>
           <w:szCs w:val="16"/>
         </w:rPr>
-        <w:t xml:space="preserve">The book writes: “The item-by-item basis is the most conservative. One more rule: if a company has a firm, non-cancellable purchase commitment at a price above the current market, it records the expected loss now, in the current period. Do not compare replacement cost directly with cost. First limit it by the ceiling and the floor.”</w:t>
+        <w:t xml:space="preserve">The book writes: “When replacement cost is below the floor, market is the floor. When it is above the ceiling, market is the ceiling. Read the basis in the question: item by item, by category or total. In French, dépréciation des stocks is an inventory write-down, not depreciation (amortissement).”</w:t>
       </w:r>
     </w:p>
     <w:p>
@@ -7923,7 +6830,7 @@
           <w:sz w:val="16"/>
           <w:szCs w:val="16"/>
         </w:rPr>
-        <w:t xml:space="preserve">The book writes: “For example, a markup of one half on cost is a gross profit rate of one third on sales. Conventional retail: markups IN the ratio, markdowns OUT. Freight-in goes in the cost column only; normal shrinkage is deducted from retail after the ratio.”</w:t>
+        <w:t xml:space="preserve">The book writes: “If items are identical and sold in large volumes, specific identification is costly and open to manipulation. If the company wants the U.S. tax benefit of LIFO, it must also report LIFO profits to investors, and it must avoid liquidating old layers.”</w:t>
       </w:r>
     </w:p>
     <w:p>
@@ -7985,14 +6892,14 @@
           <w:sz w:val="16"/>
           <w:szCs w:val="16"/>
         </w:rPr>
-        <w:t xml:space="preserve">6  </w:t>
-      </w:r>
-      <w:r>
-        <w:rPr>
-          <w:sz w:val="16"/>
-          <w:szCs w:val="16"/>
-        </w:rPr>
-        <w:t xml:space="preserve">The book numbers “Lower of cost or market” as section 8.2.</w:t>
+        <w:t xml:space="preserve">11  </w:t>
+      </w:r>
+      <w:r>
+        <w:rPr>
+          <w:sz w:val="16"/>
+          <w:szCs w:val="16"/>
+        </w:rPr>
+        <w:t xml:space="preserve">Item by item does not let gains on some items offset losses on others. B is wrong: The total basis lets increases offset decreases, so the write-down is smallest. C is wrong: Categories allow some offsetting inside each category.</w:t>
       </w:r>
     </w:p>
     <w:p>
@@ -8008,14 +6915,14 @@
           <w:sz w:val="16"/>
           <w:szCs w:val="16"/>
         </w:rPr>
-        <w:t xml:space="preserve">7  </w:t>
-      </w:r>
-      <w:r>
-        <w:rPr>
-          <w:sz w:val="16"/>
-          <w:szCs w:val="16"/>
-        </w:rPr>
-        <w:t xml:space="preserve">The book numbers “The retail inventory method and the gross profit method” as section 8.3.</w:t>
+        <w:t xml:space="preserve">12  </w:t>
+      </w:r>
+      <w:r>
+        <w:rPr>
+          <w:sz w:val="16"/>
+          <w:szCs w:val="16"/>
+        </w:rPr>
+        <w:t xml:space="preserve">Leaving markdowns out gives a lower ratio, which approximates LCM. A is wrong: That is the average-cost retail method. C is wrong: Markdowns are retail amounts only.</w:t>
       </w:r>
     </w:p>
     <w:p>
@@ -8130,7 +7037,7 @@
           <w:sz w:val="16"/>
           <w:szCs w:val="16"/>
         </w:rPr>
-        <w:t xml:space="preserve">FIFO, average cost and specific identification use LCNRV. A is wrong: LCM applies only to LIFO and the retail inventory method. B is wrong: Replacement cost is only the starting point for market under LCM.</w:t>
+        <w:t xml:space="preserve">Each oven is unique and valuable, so the actual cost of each unit can be tracked. A is wrong: LIFO suits interchangeable goods, not unique items. C is wrong: Averaging unique costs would distort the cost of each sale.</w:t>
       </w:r>
     </w:p>
     <w:p>
@@ -8169,14 +7076,14 @@
           <w:sz w:val="16"/>
           <w:szCs w:val="16"/>
         </w:rPr>
-        <w:t xml:space="preserve">19  </w:t>
-      </w:r>
-      <w:r>
-        <w:rPr>
-          <w:sz w:val="16"/>
-          <w:szCs w:val="16"/>
-        </w:rPr>
-        <w:t xml:space="preserve">The book states item C8-1 in those words.</w:t>
+        <w:t xml:space="preserve">25  </w:t>
+      </w:r>
+      <w:r>
+        <w:rPr>
+          <w:sz w:val="16"/>
+          <w:szCs w:val="16"/>
+        </w:rPr>
+        <w:t xml:space="preserve">The group cannot use LIFO under IFRS, so a non-LIFO method avoids two sets of records. B is wrong: LIFO would need to be reversed for the IFRS group statements. C is wrong: This adds complexity and still uses LIFO.</w:t>
       </w:r>
     </w:p>
     <w:p>
@@ -8192,129 +7099,14 @@
           <w:sz w:val="16"/>
           <w:szCs w:val="16"/>
         </w:rPr>
-        <w:t xml:space="preserve">20  </w:t>
-      </w:r>
-      <w:r>
-        <w:rPr>
-          <w:sz w:val="16"/>
-          <w:szCs w:val="16"/>
-        </w:rPr>
-        <w:t xml:space="preserve">The book states item C8-2 in those words.</w:t>
-      </w:r>
-    </w:p>
-    <w:p>
-      <w:pPr>
-        <w:spacing w:after="18"/>
-        <w:ind w:left="300" w:hanging="300"/>
-      </w:pPr>
-      <w:r>
-        <w:rPr>
-          <w:b/>
-          <w:bCs/>
-          <w:color w:val="8186EF"/>
-          <w:sz w:val="16"/>
-          <w:szCs w:val="16"/>
-        </w:rPr>
-        <w:t xml:space="preserve">21  </w:t>
-      </w:r>
-      <w:r>
-        <w:rPr>
-          <w:sz w:val="16"/>
-          <w:szCs w:val="16"/>
-        </w:rPr>
-        <w:t xml:space="preserve">The book states item C8-3 in those words.</w:t>
-      </w:r>
-    </w:p>
-    <w:p>
-      <w:pPr>
-        <w:spacing w:after="18"/>
-        <w:ind w:left="300" w:hanging="300"/>
-      </w:pPr>
-      <w:r>
-        <w:rPr>
-          <w:b/>
-          <w:bCs/>
-          <w:color w:val="8186EF"/>
-          <w:sz w:val="16"/>
-          <w:szCs w:val="16"/>
-        </w:rPr>
-        <w:t xml:space="preserve">22  </w:t>
-      </w:r>
-      <w:r>
-        <w:rPr>
-          <w:sz w:val="16"/>
-          <w:szCs w:val="16"/>
-        </w:rPr>
-        <w:t xml:space="preserve">The book states item C8-4 in those words.</w:t>
-      </w:r>
-    </w:p>
-    <w:p>
-      <w:pPr>
-        <w:spacing w:after="18"/>
-        <w:ind w:left="300" w:hanging="300"/>
-      </w:pPr>
-      <w:r>
-        <w:rPr>
-          <w:b/>
-          <w:bCs/>
-          <w:color w:val="8186EF"/>
-          <w:sz w:val="16"/>
-          <w:szCs w:val="16"/>
-        </w:rPr>
-        <w:t xml:space="preserve">23  </w:t>
-      </w:r>
-      <w:r>
-        <w:rPr>
-          <w:sz w:val="16"/>
-          <w:szCs w:val="16"/>
-        </w:rPr>
-        <w:t xml:space="preserve">The book states item C8-5 in those words.</w:t>
-      </w:r>
-    </w:p>
-    <w:p>
-      <w:pPr>
-        <w:spacing w:after="18"/>
-        <w:ind w:left="300" w:hanging="300"/>
-      </w:pPr>
-      <w:r>
-        <w:rPr>
-          <w:b/>
-          <w:bCs/>
-          <w:color w:val="8186EF"/>
-          <w:sz w:val="16"/>
-          <w:szCs w:val="16"/>
-        </w:rPr>
-        <w:t xml:space="preserve">24  </w:t>
-      </w:r>
-      <w:r>
-        <w:rPr>
-          <w:sz w:val="16"/>
-          <w:szCs w:val="16"/>
-        </w:rPr>
-        <w:t xml:space="preserve">The book states item C8-6 in those words.</w:t>
-      </w:r>
-    </w:p>
-    <w:p>
-      <w:pPr>
-        <w:spacing w:after="18"/>
-        <w:ind w:left="300" w:hanging="300"/>
-      </w:pPr>
-      <w:r>
-        <w:rPr>
-          <w:b/>
-          <w:bCs/>
-          <w:color w:val="8186EF"/>
-          <w:sz w:val="16"/>
-          <w:szCs w:val="16"/>
-        </w:rPr>
-        <w:t xml:space="preserve">25  </w:t>
-      </w:r>
-      <w:r>
-        <w:rPr>
-          <w:sz w:val="16"/>
-          <w:szCs w:val="16"/>
-        </w:rPr>
-        <w:t xml:space="preserve">FIFO, average cost and specific identification use LCNRV. A is wrong: LCM applies only to LIFO and the retail inventory method. B is wrong: Replacement cost is only the starting point for market under LCM.</w:t>
+        <w:t xml:space="preserve">26  </w:t>
+      </w:r>
+      <w:r>
+        <w:rPr>
+          <w:sz w:val="16"/>
+          <w:szCs w:val="16"/>
+        </w:rPr>
+        <w:t xml:space="preserve">Every later answer depends on the adjusted exhibit.</w:t>
       </w:r>
     </w:p>
     <w:p/>
